--- a/doc/部署手册.docx
+++ b/doc/部署手册.docx
@@ -755,7 +755,112 @@
               <w:rPr>
                 <w:rFonts w:ascii="宋体" w:eastAsia="宋体" w:hAnsi="宋体" w:cs="宋体"/>
               </w:rPr>
-              <w:t xml:space="preserve">data、models、stanza</w:t>
+              <w:t xml:space="preserve">data、models、stanza；处理全部任务，</w:t>
+            </w:r>
+            <w:r>
+              <w:rPr>
+                <w:rFonts w:ascii="Consolas" w:eastAsia="宋体" w:hAnsi="Consolas" w:cs="Consolas"/>
+              </w:rPr>
+              <w:t xml:space="preserve">--scale worker=N</w:t>
+            </w:r>
+            <w:r>
+              <w:rPr>
+                <w:rFonts w:ascii="宋体" w:eastAsia="宋体" w:hAnsi="宋体" w:cs="宋体"/>
+              </w:rPr>
+              <w:t xml:space="preserve"> 可加导入容量</w:t>
+            </w:r>
+          </w:p>
+        </w:tc>
+      </w:tr>
+      <w:tr>
+        <w:trPr>
+          <w:tblHeader w:val="false"/>
+        </w:trPr>
+        <w:tc>
+          <w:tcPr>
+            <w:tcW w:type="dxa" w:w="2256"/>
+            <w:tcBorders>
+              <w:top w:val="single" w:color="000000" w:sz="4"/>
+              <w:left w:val="single" w:color="000000" w:sz="4"/>
+              <w:bottom w:val="single" w:color="000000" w:sz="4"/>
+              <w:right w:val="single" w:color="000000" w:sz="4"/>
+            </w:tcBorders>
+          </w:tcPr>
+          <w:p>
+            <w:pPr>
+              <w:spacing w:before="40" w:after="40"/>
+            </w:pPr>
+            <w:r>
+              <w:rPr>
+                <w:rFonts w:ascii="宋体" w:eastAsia="宋体" w:hAnsi="宋体" w:cs="宋体"/>
+              </w:rPr>
+              <w:t xml:space="preserve">worker-light</w:t>
+            </w:r>
+          </w:p>
+        </w:tc>
+        <w:tc>
+          <w:tcPr>
+            <w:tcW w:type="dxa" w:w="2256"/>
+            <w:tcBorders>
+              <w:top w:val="single" w:color="000000" w:sz="4"/>
+              <w:left w:val="single" w:color="000000" w:sz="4"/>
+              <w:bottom w:val="single" w:color="000000" w:sz="4"/>
+              <w:right w:val="single" w:color="000000" w:sz="4"/>
+            </w:tcBorders>
+          </w:tcPr>
+          <w:p>
+            <w:pPr>
+              <w:spacing w:before="40" w:after="40"/>
+            </w:pPr>
+            <w:r>
+              <w:rPr>
+                <w:rFonts w:ascii="宋体" w:eastAsia="宋体" w:hAnsi="宋体" w:cs="宋体"/>
+              </w:rPr>
+              <w:t xml:space="preserve">同 worker</w:t>
+            </w:r>
+          </w:p>
+        </w:tc>
+        <w:tc>
+          <w:tcPr>
+            <w:tcW w:type="dxa" w:w="2256"/>
+            <w:tcBorders>
+              <w:top w:val="single" w:color="000000" w:sz="4"/>
+              <w:left w:val="single" w:color="000000" w:sz="4"/>
+              <w:bottom w:val="single" w:color="000000" w:sz="4"/>
+              <w:right w:val="single" w:color="000000" w:sz="4"/>
+            </w:tcBorders>
+          </w:tcPr>
+          <w:p>
+            <w:pPr>
+              <w:spacing w:before="40" w:after="40"/>
+            </w:pPr>
+            <w:r>
+              <w:rPr>
+                <w:rFonts w:ascii="宋体" w:eastAsia="宋体" w:hAnsi="宋体" w:cs="宋体"/>
+              </w:rPr>
+              <w:t xml:space="preserve">—</w:t>
+            </w:r>
+          </w:p>
+        </w:tc>
+        <w:tc>
+          <w:tcPr>
+            <w:tcW w:type="dxa" w:w="2258"/>
+            <w:tcBorders>
+              <w:top w:val="single" w:color="000000" w:sz="4"/>
+              <w:left w:val="single" w:color="000000" w:sz="4"/>
+              <w:bottom w:val="single" w:color="000000" w:sz="4"/>
+              <w:right w:val="single" w:color="000000" w:sz="4"/>
+            </w:tcBorders>
+          </w:tcPr>
+          <w:p>
+            <w:pPr>
+              <w:spacing w:before="40" w:after="40"/>
+            </w:pPr>
+            <w:r>
+              <w:rPr>
+                <w:rFonts w:ascii="宋体" w:eastAsia="宋体" w:hAnsi="宋体" w:cs="宋体"/>
+              </w:rPr>
+              <w:t xml:space="preserve">只处理导出、统计、预标、知识库等短任务，避免被大导入阻塞</w:t>
             </w:r>
           </w:p>
         </w:tc>
@@ -3703,7 +3808,74 @@
               <w:rPr>
                 <w:rFonts w:ascii="宋体" w:eastAsia="宋体" w:hAnsi="宋体" w:cs="宋体"/>
               </w:rPr>
-              <w:t xml:space="preserve">Stanza 英文解析与中文依存为 CPU 密集；大语料用管理员脚本后台导入</w:t>
+              <w:t xml:space="preserve">Stanza 英文解析与中文依存为 CPU 密集；大语料用管理员脚本后台导入；短任务由 worker-light 处理不受阻塞；需要更多导入并发时 </w:t>
+            </w:r>
+            <w:r>
+              <w:rPr>
+                <w:rFonts w:ascii="Consolas" w:eastAsia="宋体" w:hAnsi="Consolas" w:cs="Consolas"/>
+              </w:rPr>
+              <w:t xml:space="preserve">--scale worker=2</w:t>
+            </w:r>
+          </w:p>
+        </w:tc>
+      </w:tr>
+      <w:tr>
+        <w:trPr>
+          <w:tblHeader w:val="false"/>
+        </w:trPr>
+        <w:tc>
+          <w:tcPr>
+            <w:tcW w:type="dxa" w:w="4513"/>
+            <w:tcBorders>
+              <w:top w:val="single" w:color="000000" w:sz="4"/>
+              <w:left w:val="single" w:color="000000" w:sz="4"/>
+              <w:bottom w:val="single" w:color="000000" w:sz="4"/>
+              <w:right w:val="single" w:color="000000" w:sz="4"/>
+            </w:tcBorders>
+          </w:tcPr>
+          <w:p>
+            <w:pPr>
+              <w:spacing w:before="40" w:after="40"/>
+            </w:pPr>
+            <w:r>
+              <w:rPr>
+                <w:rFonts w:ascii="宋体" w:eastAsia="宋体" w:hAnsi="宋体" w:cs="宋体"/>
+              </w:rPr>
+              <w:t xml:space="preserve">升级后 worker 报错</w:t>
+            </w:r>
+          </w:p>
+        </w:tc>
+        <w:tc>
+          <w:tcPr>
+            <w:tcW w:type="dxa" w:w="4513"/>
+            <w:tcBorders>
+              <w:top w:val="single" w:color="000000" w:sz="4"/>
+              <w:left w:val="single" w:color="000000" w:sz="4"/>
+              <w:bottom w:val="single" w:color="000000" w:sz="4"/>
+              <w:right w:val="single" w:color="000000" w:sz="4"/>
+            </w:tcBorders>
+          </w:tcPr>
+          <w:p>
+            <w:pPr>
+              <w:spacing w:before="40" w:after="40"/>
+            </w:pPr>
+            <w:r>
+              <w:rPr>
+                <w:rFonts w:ascii="宋体" w:eastAsia="宋体" w:hAnsi="宋体" w:cs="宋体"/>
+              </w:rPr>
+              <w:t xml:space="preserve">新镜像需要最新迁移，先 </w:t>
+            </w:r>
+            <w:r>
+              <w:rPr>
+                <w:rFonts w:ascii="Consolas" w:eastAsia="宋体" w:hAnsi="Consolas" w:cs="Consolas"/>
+              </w:rPr>
+              <w:t xml:space="preserve">up -d api</w:t>
+            </w:r>
+            <w:r>
+              <w:rPr>
+                <w:rFonts w:ascii="宋体" w:eastAsia="宋体" w:hAnsi="宋体" w:cs="宋体"/>
+              </w:rPr>
+              <w:t xml:space="preserve"> 再启动 worker</w:t>
             </w:r>
           </w:p>
         </w:tc>

--- a/doc/部署手册.docx
+++ b/doc/部署手册.docx
@@ -755,7 +755,7 @@
               <w:rPr>
                 <w:rFonts w:ascii="宋体" w:eastAsia="宋体" w:hAnsi="宋体" w:cs="宋体"/>
               </w:rPr>
-              <w:t xml:space="preserve">data、models、stanza；处理全部任务，</w:t>
+              <w:t xml:space="preserve">data、models、stanza；处理全部任务，先取短任务；</w:t>
             </w:r>
             <w:r>
               <w:rPr>
@@ -860,7 +860,7 @@
               <w:rPr>
                 <w:rFonts w:ascii="宋体" w:eastAsia="宋体" w:hAnsi="宋体" w:cs="宋体"/>
               </w:rPr>
-              <w:t xml:space="preserve">只处理导出、统计、预标、知识库等短任务，避免被大导入阻塞</w:t>
+              <w:t xml:space="preserve">只处理短任务（导出、统计、预标、知识库，以及小文件导入和小语料建索引），不被大导入阻塞；见下方队列规则</w:t>
             </w:r>
           </w:p>
         </w:tc>
@@ -1149,6 +1149,324 @@
       <w:pPr>
         <w:spacing w:before="0" w:after="0"/>
       </w:pPr>
+    </w:p>
+    <w:p>
+      <w:r>
+        <w:rPr>
+          <w:rFonts w:ascii="宋体" w:eastAsia="宋体" w:hAnsi="宋体" w:cs="宋体"/>
+        </w:rPr>
+        <w:t xml:space="preserve">队列规则：</w:t>
+      </w:r>
+    </w:p>
+    <w:tbl>
+      <w:tblPr>
+        <w:tblW w:type="dxa" w:w="9026"/>
+        <w:tblBorders>
+          <w:top w:val="single" w:color="auto" w:sz="4"/>
+          <w:left w:val="single" w:color="auto" w:sz="4"/>
+          <w:bottom w:val="single" w:color="auto" w:sz="4"/>
+          <w:right w:val="single" w:color="auto" w:sz="4"/>
+          <w:insideH w:val="single" w:color="auto" w:sz="4"/>
+          <w:insideV w:val="single" w:color="auto" w:sz="4"/>
+        </w:tblBorders>
+      </w:tblPr>
+      <w:tblGrid>
+        <w:gridCol w:w="3008"/>
+        <w:gridCol w:w="3008"/>
+        <w:gridCol w:w="3010"/>
+      </w:tblGrid>
+      <w:tr>
+        <w:trPr>
+          <w:tblHeader/>
+        </w:trPr>
+        <w:tc>
+          <w:tcPr>
+            <w:tcW w:type="dxa" w:w="3008"/>
+            <w:tcBorders>
+              <w:top w:val="single" w:color="000000" w:sz="4"/>
+              <w:left w:val="single" w:color="000000" w:sz="4"/>
+              <w:bottom w:val="single" w:color="000000" w:sz="4"/>
+              <w:right w:val="single" w:color="000000" w:sz="4"/>
+            </w:tcBorders>
+          </w:tcPr>
+          <w:p>
+            <w:pPr>
+              <w:spacing w:before="40" w:after="40"/>
+            </w:pPr>
+            <w:r>
+              <w:rPr>
+                <w:rFonts w:ascii="宋体" w:eastAsia="宋体" w:hAnsi="宋体" w:cs="宋体"/>
+                <w:b/>
+                <w:bCs/>
+              </w:rPr>
+              <w:t xml:space="preserve">道</w:t>
+            </w:r>
+          </w:p>
+        </w:tc>
+        <w:tc>
+          <w:tcPr>
+            <w:tcW w:type="dxa" w:w="3008"/>
+            <w:tcBorders>
+              <w:top w:val="single" w:color="000000" w:sz="4"/>
+              <w:left w:val="single" w:color="000000" w:sz="4"/>
+              <w:bottom w:val="single" w:color="000000" w:sz="4"/>
+              <w:right w:val="single" w:color="000000" w:sz="4"/>
+            </w:tcBorders>
+          </w:tcPr>
+          <w:p>
+            <w:pPr>
+              <w:spacing w:before="40" w:after="40"/>
+            </w:pPr>
+            <w:r>
+              <w:rPr>
+                <w:rFonts w:ascii="宋体" w:eastAsia="宋体" w:hAnsi="宋体" w:cs="宋体"/>
+                <w:b/>
+                <w:bCs/>
+              </w:rPr>
+              <w:t xml:space="preserve">任务</w:t>
+            </w:r>
+          </w:p>
+        </w:tc>
+        <w:tc>
+          <w:tcPr>
+            <w:tcW w:type="dxa" w:w="3010"/>
+            <w:tcBorders>
+              <w:top w:val="single" w:color="000000" w:sz="4"/>
+              <w:left w:val="single" w:color="000000" w:sz="4"/>
+              <w:bottom w:val="single" w:color="000000" w:sz="4"/>
+              <w:right w:val="single" w:color="000000" w:sz="4"/>
+            </w:tcBorders>
+          </w:tcPr>
+          <w:p>
+            <w:pPr>
+              <w:spacing w:before="40" w:after="40"/>
+            </w:pPr>
+            <w:r>
+              <w:rPr>
+                <w:rFonts w:ascii="宋体" w:eastAsia="宋体" w:hAnsi="宋体" w:cs="宋体"/>
+                <w:b/>
+                <w:bCs/>
+              </w:rPr>
+              <w:t xml:space="preserve">由谁处理</w:t>
+            </w:r>
+          </w:p>
+        </w:tc>
+      </w:tr>
+      <w:tr>
+        <w:trPr>
+          <w:tblHeader w:val="false"/>
+        </w:trPr>
+        <w:tc>
+          <w:tcPr>
+            <w:tcW w:type="dxa" w:w="3008"/>
+            <w:tcBorders>
+              <w:top w:val="single" w:color="000000" w:sz="4"/>
+              <w:left w:val="single" w:color="000000" w:sz="4"/>
+              <w:bottom w:val="single" w:color="000000" w:sz="4"/>
+              <w:right w:val="single" w:color="000000" w:sz="4"/>
+            </w:tcBorders>
+          </w:tcPr>
+          <w:p>
+            <w:pPr>
+              <w:spacing w:before="40" w:after="40"/>
+            </w:pPr>
+            <w:r>
+              <w:rPr>
+                <w:rFonts w:ascii="宋体" w:eastAsia="宋体" w:hAnsi="宋体" w:cs="宋体"/>
+              </w:rPr>
+              <w:t xml:space="preserve">短任务</w:t>
+            </w:r>
+          </w:p>
+        </w:tc>
+        <w:tc>
+          <w:tcPr>
+            <w:tcW w:type="dxa" w:w="3008"/>
+            <w:tcBorders>
+              <w:top w:val="single" w:color="000000" w:sz="4"/>
+              <w:left w:val="single" w:color="000000" w:sz="4"/>
+              <w:bottom w:val="single" w:color="000000" w:sz="4"/>
+              <w:right w:val="single" w:color="000000" w:sz="4"/>
+            </w:tcBorders>
+          </w:tcPr>
+          <w:p>
+            <w:pPr>
+              <w:spacing w:before="40" w:after="40"/>
+            </w:pPr>
+            <w:r>
+              <w:rPr>
+                <w:rFonts w:ascii="宋体" w:eastAsia="宋体" w:hAnsi="宋体" w:cs="宋体"/>
+              </w:rPr>
+              <w:t xml:space="preserve">统计、导出、预标注、知识库任务；上传总大小小于 </w:t>
+            </w:r>
+            <w:r>
+              <w:rPr>
+                <w:rFonts w:ascii="Consolas" w:eastAsia="宋体" w:hAnsi="Consolas" w:cs="Consolas"/>
+              </w:rPr>
+              <w:t xml:space="preserve">LIGHT_IMPORT_BYTES</w:t>
+            </w:r>
+            <w:r>
+              <w:rPr>
+                <w:rFonts w:ascii="宋体" w:eastAsia="宋体" w:hAnsi="宋体" w:cs="宋体"/>
+              </w:rPr>
+              <w:t xml:space="preserve">（默认 5 MB）的导入；语料词数小于 </w:t>
+            </w:r>
+            <w:r>
+              <w:rPr>
+                <w:rFonts w:ascii="Consolas" w:eastAsia="宋体" w:hAnsi="Consolas" w:cs="Consolas"/>
+              </w:rPr>
+              <w:t xml:space="preserve">LIGHT_INDEX_TOKENS</w:t>
+            </w:r>
+            <w:r>
+              <w:rPr>
+                <w:rFonts w:ascii="宋体" w:eastAsia="宋体" w:hAnsi="宋体" w:cs="宋体"/>
+              </w:rPr>
+              <w:t xml:space="preserve">（默认 100 万）的建索引</w:t>
+            </w:r>
+          </w:p>
+        </w:tc>
+        <w:tc>
+          <w:tcPr>
+            <w:tcW w:type="dxa" w:w="3010"/>
+            <w:tcBorders>
+              <w:top w:val="single" w:color="000000" w:sz="4"/>
+              <w:left w:val="single" w:color="000000" w:sz="4"/>
+              <w:bottom w:val="single" w:color="000000" w:sz="4"/>
+              <w:right w:val="single" w:color="000000" w:sz="4"/>
+            </w:tcBorders>
+          </w:tcPr>
+          <w:p>
+            <w:pPr>
+              <w:spacing w:before="40" w:after="40"/>
+            </w:pPr>
+            <w:r>
+              <w:rPr>
+                <w:rFonts w:ascii="宋体" w:eastAsia="宋体" w:hAnsi="宋体" w:cs="宋体"/>
+              </w:rPr>
+              <w:t xml:space="preserve">worker-light（</w:t>
+            </w:r>
+            <w:r>
+              <w:rPr>
+                <w:rFonts w:ascii="Consolas" w:eastAsia="宋体" w:hAnsi="Consolas" w:cs="Consolas"/>
+              </w:rPr>
+              <w:t xml:space="preserve">WORKER_SMALL_IMPORTS=1</w:t>
+            </w:r>
+            <w:r>
+              <w:rPr>
+                <w:rFonts w:ascii="宋体" w:eastAsia="宋体" w:hAnsi="宋体" w:cs="宋体"/>
+              </w:rPr>
+              <w:t xml:space="preserve">），worker 空闲时也处理</w:t>
+            </w:r>
+          </w:p>
+        </w:tc>
+      </w:tr>
+      <w:tr>
+        <w:trPr>
+          <w:tblHeader w:val="false"/>
+        </w:trPr>
+        <w:tc>
+          <w:tcPr>
+            <w:tcW w:type="dxa" w:w="3008"/>
+            <w:tcBorders>
+              <w:top w:val="single" w:color="000000" w:sz="4"/>
+              <w:left w:val="single" w:color="000000" w:sz="4"/>
+              <w:bottom w:val="single" w:color="000000" w:sz="4"/>
+              <w:right w:val="single" w:color="000000" w:sz="4"/>
+            </w:tcBorders>
+          </w:tcPr>
+          <w:p>
+            <w:pPr>
+              <w:spacing w:before="40" w:after="40"/>
+            </w:pPr>
+            <w:r>
+              <w:rPr>
+                <w:rFonts w:ascii="宋体" w:eastAsia="宋体" w:hAnsi="宋体" w:cs="宋体"/>
+              </w:rPr>
+              <w:t xml:space="preserve">长任务</w:t>
+            </w:r>
+          </w:p>
+        </w:tc>
+        <w:tc>
+          <w:tcPr>
+            <w:tcW w:type="dxa" w:w="3008"/>
+            <w:tcBorders>
+              <w:top w:val="single" w:color="000000" w:sz="4"/>
+              <w:left w:val="single" w:color="000000" w:sz="4"/>
+              <w:bottom w:val="single" w:color="000000" w:sz="4"/>
+              <w:right w:val="single" w:color="000000" w:sz="4"/>
+            </w:tcBorders>
+          </w:tcPr>
+          <w:p>
+            <w:pPr>
+              <w:spacing w:before="40" w:after="40"/>
+            </w:pPr>
+            <w:r>
+              <w:rPr>
+                <w:rFonts w:ascii="宋体" w:eastAsia="宋体" w:hAnsi="宋体" w:cs="宋体"/>
+              </w:rPr>
+              <w:t xml:space="preserve">其余导入与建索引；没有记录大小的旧任务和管理员脚本任务</w:t>
+            </w:r>
+          </w:p>
+        </w:tc>
+        <w:tc>
+          <w:tcPr>
+            <w:tcW w:type="dxa" w:w="3010"/>
+            <w:tcBorders>
+              <w:top w:val="single" w:color="000000" w:sz="4"/>
+              <w:left w:val="single" w:color="000000" w:sz="4"/>
+              <w:bottom w:val="single" w:color="000000" w:sz="4"/>
+              <w:right w:val="single" w:color="000000" w:sz="4"/>
+            </w:tcBorders>
+          </w:tcPr>
+          <w:p>
+            <w:pPr>
+              <w:spacing w:before="40" w:after="40"/>
+            </w:pPr>
+            <w:r>
+              <w:rPr>
+                <w:rFonts w:ascii="宋体" w:eastAsia="宋体" w:hAnsi="宋体" w:cs="宋体"/>
+              </w:rPr>
+              <w:t xml:space="preserve">worker</w:t>
+            </w:r>
+          </w:p>
+        </w:tc>
+      </w:tr>
+    </w:tbl>
+    <w:p>
+      <w:pPr>
+        <w:spacing w:before="0" w:after="0"/>
+      </w:pPr>
+    </w:p>
+    <w:p>
+      <w:r>
+        <w:rPr>
+          <w:rFonts w:ascii="宋体" w:eastAsia="宋体" w:hAnsi="宋体" w:cs="宋体"/>
+        </w:rPr>
+        <w:t xml:space="preserve">每个 worker 先取短任务，再按创建时间取长任务；同一语料同时只运行一个建索引任务。排队中的任务在任务页和托盘显示"前面还有 n 个任务"（同一道中正在运行的和更早排队的）。导入大小记在任务参数 </w:t>
+      </w:r>
+      <w:r>
+        <w:rPr>
+          <w:rFonts w:ascii="Consolas" w:eastAsia="宋体" w:hAnsi="Consolas" w:cs="Consolas"/>
+        </w:rPr>
+        <w:t xml:space="preserve">bytes</w:t>
+      </w:r>
+      <w:r>
+        <w:rPr>
+          <w:rFonts w:ascii="宋体" w:eastAsia="宋体" w:hAnsi="宋体" w:cs="宋体"/>
+        </w:rPr>
+        <w:t xml:space="preserve">，建索引的语料词数记在 </w:t>
+      </w:r>
+      <w:r>
+        <w:rPr>
+          <w:rFonts w:ascii="Consolas" w:eastAsia="宋体" w:hAnsi="Consolas" w:cs="Consolas"/>
+        </w:rPr>
+        <w:t xml:space="preserve">tokens</w:t>
+      </w:r>
+      <w:r>
+        <w:rPr>
+          <w:rFonts w:ascii="宋体" w:eastAsia="宋体" w:hAnsi="宋体" w:cs="宋体"/>
+        </w:rPr>
+        <w:t xml:space="preserve">。worker-light 处理英文小文件导入时会加载 Stanza 英文模型（约 1 GiB 内存）。</w:t>
+      </w:r>
     </w:p>
     <w:p>
       <w:r>
@@ -1734,6 +2052,55 @@
                 <w:rFonts w:ascii="宋体" w:eastAsia="宋体" w:hAnsi="宋体" w:cs="宋体"/>
               </w:rPr>
               <w:t xml:space="preserve">检索完整计数的超时秒数，默认 20；超时后页面显示"计算中"并可重取</w:t>
+            </w:r>
+          </w:p>
+        </w:tc>
+      </w:tr>
+      <w:tr>
+        <w:trPr>
+          <w:tblHeader w:val="false"/>
+        </w:trPr>
+        <w:tc>
+          <w:tcPr>
+            <w:tcW w:type="dxa" w:w="4513"/>
+            <w:tcBorders>
+              <w:top w:val="single" w:color="000000" w:sz="4"/>
+              <w:left w:val="single" w:color="000000" w:sz="4"/>
+              <w:bottom w:val="single" w:color="000000" w:sz="4"/>
+              <w:right w:val="single" w:color="000000" w:sz="4"/>
+            </w:tcBorders>
+          </w:tcPr>
+          <w:p>
+            <w:pPr>
+              <w:spacing w:before="40" w:after="40"/>
+            </w:pPr>
+            <w:r>
+              <w:rPr>
+                <w:rFonts w:ascii="宋体" w:eastAsia="宋体" w:hAnsi="宋体" w:cs="宋体"/>
+              </w:rPr>
+              <w:t xml:space="preserve">LIGHT_IMPORT_BYTES、LIGHT_INDEX_TOKENS</w:t>
+            </w:r>
+          </w:p>
+        </w:tc>
+        <w:tc>
+          <w:tcPr>
+            <w:tcW w:type="dxa" w:w="4513"/>
+            <w:tcBorders>
+              <w:top w:val="single" w:color="000000" w:sz="4"/>
+              <w:left w:val="single" w:color="000000" w:sz="4"/>
+              <w:bottom w:val="single" w:color="000000" w:sz="4"/>
+              <w:right w:val="single" w:color="000000" w:sz="4"/>
+            </w:tcBorders>
+          </w:tcPr>
+          <w:p>
+            <w:pPr>
+              <w:spacing w:before="40" w:after="40"/>
+            </w:pPr>
+            <w:r>
+              <w:rPr>
+                <w:rFonts w:ascii="宋体" w:eastAsia="宋体" w:hAnsi="宋体" w:cs="宋体"/>
+              </w:rPr>
+              <w:t xml:space="preserve">短任务门槛，默认 5242880 字节、1000000 词（见第二节队列规则）；api 与 worker 读同一值</w:t>
             </w:r>
           </w:p>
         </w:tc>
@@ -3808,13 +4175,62 @@
               <w:rPr>
                 <w:rFonts w:ascii="宋体" w:eastAsia="宋体" w:hAnsi="宋体" w:cs="宋体"/>
               </w:rPr>
-              <w:t xml:space="preserve">Stanza 英文解析与中文依存为 CPU 密集；大语料用管理员脚本后台导入；短任务由 worker-light 处理不受阻塞；需要更多导入并发时 </w:t>
+              <w:t xml:space="preserve">Stanza 英文解析与中文依存为 CPU 密集；大语料用管理员脚本后台导入；小于 5 MB 的导入与短任务由 worker-light 处理，不排在大导入后面；需要更多导入并发时 </w:t>
             </w:r>
             <w:r>
               <w:rPr>
                 <w:rFonts w:ascii="Consolas" w:eastAsia="宋体" w:hAnsi="Consolas" w:cs="Consolas"/>
               </w:rPr>
               <w:t xml:space="preserve">--scale worker=2</w:t>
+            </w:r>
+          </w:p>
+        </w:tc>
+      </w:tr>
+      <w:tr>
+        <w:trPr>
+          <w:tblHeader w:val="false"/>
+        </w:trPr>
+        <w:tc>
+          <w:tcPr>
+            <w:tcW w:type="dxa" w:w="4513"/>
+            <w:tcBorders>
+              <w:top w:val="single" w:color="000000" w:sz="4"/>
+              <w:left w:val="single" w:color="000000" w:sz="4"/>
+              <w:bottom w:val="single" w:color="000000" w:sz="4"/>
+              <w:right w:val="single" w:color="000000" w:sz="4"/>
+            </w:tcBorders>
+          </w:tcPr>
+          <w:p>
+            <w:pPr>
+              <w:spacing w:before="40" w:after="40"/>
+            </w:pPr>
+            <w:r>
+              <w:rPr>
+                <w:rFonts w:ascii="宋体" w:eastAsia="宋体" w:hAnsi="宋体" w:cs="宋体"/>
+              </w:rPr>
+              <w:t xml:space="preserve">内置语料追加导入期间</w:t>
+            </w:r>
+          </w:p>
+        </w:tc>
+        <w:tc>
+          <w:tcPr>
+            <w:tcW w:type="dxa" w:w="4513"/>
+            <w:tcBorders>
+              <w:top w:val="single" w:color="000000" w:sz="4"/>
+              <w:left w:val="single" w:color="000000" w:sz="4"/>
+              <w:bottom w:val="single" w:color="000000" w:sz="4"/>
+              <w:right w:val="single" w:color="000000" w:sz="4"/>
+            </w:tcBorders>
+          </w:tcPr>
+          <w:p>
+            <w:pPr>
+              <w:spacing w:before="40" w:after="40"/>
+            </w:pPr>
+            <w:r>
+              <w:rPr>
+                <w:rFonts w:ascii="宋体" w:eastAsia="宋体" w:hAnsi="宋体" w:cs="宋体"/>
+              </w:rPr>
+              <w:t xml:space="preserve">语料保持可检索并显示"更新中"，旧索引继续服务，新索引建好后替换</w:t>
             </w:r>
           </w:p>
         </w:tc>

--- a/doc/部署手册.docx
+++ b/doc/部署手册.docx
@@ -340,7 +340,56 @@
               <w:rPr>
                 <w:rFonts w:ascii="宋体" w:eastAsia="宋体" w:hAnsi="宋体" w:cs="宋体"/>
               </w:rPr>
-              <w:t xml:space="preserve"> 卷内容</w:t>
+              <w:t xml:space="preserve"> 卷内容（第四节）</w:t>
+            </w:r>
+          </w:p>
+        </w:tc>
+      </w:tr>
+      <w:tr>
+        <w:trPr>
+          <w:tblHeader w:val="false"/>
+        </w:trPr>
+        <w:tc>
+          <w:tcPr>
+            <w:tcW w:type="dxa" w:w="4513"/>
+            <w:tcBorders>
+              <w:top w:val="single" w:color="000000" w:sz="4"/>
+              <w:left w:val="single" w:color="000000" w:sz="4"/>
+              <w:bottom w:val="single" w:color="000000" w:sz="4"/>
+              <w:right w:val="single" w:color="000000" w:sz="4"/>
+            </w:tcBorders>
+          </w:tcPr>
+          <w:p>
+            <w:pPr>
+              <w:spacing w:before="40" w:after="40"/>
+            </w:pPr>
+            <w:r>
+              <w:rPr>
+                <w:rFonts w:ascii="宋体" w:eastAsia="宋体" w:hAnsi="宋体" w:cs="宋体"/>
+              </w:rPr>
+              <w:t xml:space="preserve">域名与证书</w:t>
+            </w:r>
+          </w:p>
+        </w:tc>
+        <w:tc>
+          <w:tcPr>
+            <w:tcW w:type="dxa" w:w="4513"/>
+            <w:tcBorders>
+              <w:top w:val="single" w:color="000000" w:sz="4"/>
+              <w:left w:val="single" w:color="000000" w:sz="4"/>
+              <w:bottom w:val="single" w:color="000000" w:sz="4"/>
+              <w:right w:val="single" w:color="000000" w:sz="4"/>
+            </w:tcBorders>
+          </w:tcPr>
+          <w:p>
+            <w:pPr>
+              <w:spacing w:before="40" w:after="40"/>
+            </w:pPr>
+            <w:r>
+              <w:rPr>
+                <w:rFonts w:ascii="宋体" w:eastAsia="宋体" w:hAnsi="宋体" w:cs="宋体"/>
+              </w:rPr>
+              <w:t xml:space="preserve">对外访问需域名和 HTTPS，由宿主机 Caddy 或 nginx 终止（第五节）</w:t>
             </w:r>
           </w:p>
         </w:tc>
@@ -1469,50 +1518,6 @@
       </w:r>
     </w:p>
     <w:p>
-      <w:r>
-        <w:rPr>
-          <w:rFonts w:ascii="宋体" w:eastAsia="宋体" w:hAnsi="宋体" w:cs="宋体"/>
-        </w:rPr>
-        <w:t xml:space="preserve">nginx 把 </w:t>
-      </w:r>
-      <w:r>
-        <w:rPr>
-          <w:rFonts w:ascii="Consolas" w:eastAsia="宋体" w:hAnsi="Consolas" w:cs="Consolas"/>
-        </w:rPr>
-        <w:t xml:space="preserve">/api/</w:t>
-      </w:r>
-      <w:r>
-        <w:rPr>
-          <w:rFonts w:ascii="宋体" w:eastAsia="宋体" w:hAnsi="宋体" w:cs="宋体"/>
-        </w:rPr>
-        <w:t xml:space="preserve"> 反代到 api、</w:t>
-      </w:r>
-      <w:r>
-        <w:rPr>
-          <w:rFonts w:ascii="Consolas" w:eastAsia="宋体" w:hAnsi="Consolas" w:cs="Consolas"/>
-        </w:rPr>
-        <w:t xml:space="preserve">/agent/</w:t>
-      </w:r>
-      <w:r>
-        <w:rPr>
-          <w:rFonts w:ascii="宋体" w:eastAsia="宋体" w:hAnsi="宋体" w:cs="宋体"/>
-        </w:rPr>
-        <w:t xml:space="preserve"> 反代到 agent（SSE：关闭缓冲，600 秒超时），</w:t>
-      </w:r>
-      <w:r>
-        <w:rPr>
-          <w:rFonts w:ascii="Consolas" w:eastAsia="宋体" w:hAnsi="Consolas" w:cs="Consolas"/>
-        </w:rPr>
-        <w:t xml:space="preserve">index.html</w:t>
-      </w:r>
-      <w:r>
-        <w:rPr>
-          <w:rFonts w:ascii="宋体" w:eastAsia="宋体" w:hAnsi="宋体" w:cs="宋体"/>
-        </w:rPr>
-        <w:t xml:space="preserve"> 不缓存。</w:t>
-      </w:r>
-    </w:p>
-    <w:p>
       <w:pPr>
         <w:pStyle w:val="Heading1"/>
       </w:pPr>
@@ -2263,34 +2268,46 @@
       </w:r>
     </w:p>
     <w:p>
-      <w:r>
-        <w:rPr>
-          <w:rFonts w:ascii="宋体" w:eastAsia="宋体" w:hAnsi="宋体" w:cs="宋体"/>
-        </w:rPr>
-        <w:t xml:space="preserve">内置语料由管理员导入：</w:t>
-      </w:r>
-      <w:r>
-        <w:rPr>
-          <w:rFonts w:ascii="Consolas" w:eastAsia="宋体" w:hAnsi="Consolas" w:cs="Consolas"/>
-        </w:rPr>
-        <w:t xml:space="preserve">scripts/import_builtin.py tatoeba | ud | wiki</w:t>
-      </w:r>
-      <w:r>
-        <w:rPr>
-          <w:rFonts w:ascii="宋体" w:eastAsia="宋体" w:hAnsi="宋体" w:cs="宋体"/>
-        </w:rPr>
-        <w:t xml:space="preserve">（见脚本帮助；导入完整 Tatoeba 需较长时间，可后台运行）。</w:t>
-      </w:r>
-    </w:p>
-    <w:p>
-      <w:pPr>
-        <w:pStyle w:val="Heading1"/>
-      </w:pPr>
-      <w:r>
-        <w:rPr>
-          <w:rFonts w:ascii="宋体" w:eastAsia="宋体" w:hAnsi="宋体" w:cs="宋体"/>
-        </w:rPr>
-        <w:t xml:space="preserve">五 升级</w:t>
+      <w:pPr>
+        <w:pStyle w:val="Heading2"/>
+      </w:pPr>
+      <w:r>
+        <w:rPr>
+          <w:rFonts w:ascii="宋体" w:eastAsia="宋体" w:hAnsi="宋体" w:cs="宋体"/>
+        </w:rPr>
+        <w:t xml:space="preserve">预先填充模型卷</w:t>
+      </w:r>
+    </w:p>
+    <w:p>
+      <w:r>
+        <w:rPr>
+          <w:rFonts w:ascii="宋体" w:eastAsia="宋体" w:hAnsi="宋体" w:cs="宋体"/>
+        </w:rPr>
+        <w:t xml:space="preserve">验收实测向量模型下载 19 分钟、Stanza 英文 22 分钟，且 Stanza 首次下载连接中断导致导入失败。开放给用户前先填好 </w:t>
+      </w:r>
+      <w:r>
+        <w:rPr>
+          <w:rFonts w:ascii="Consolas" w:eastAsia="宋体" w:hAnsi="Consolas" w:cs="Consolas"/>
+        </w:rPr>
+        <w:t xml:space="preserve">models</w:t>
+      </w:r>
+      <w:r>
+        <w:rPr>
+          <w:rFonts w:ascii="宋体" w:eastAsia="宋体" w:hAnsi="宋体" w:cs="宋体"/>
+        </w:rPr>
+        <w:t xml:space="preserve">、</w:t>
+      </w:r>
+      <w:r>
+        <w:rPr>
+          <w:rFonts w:ascii="Consolas" w:eastAsia="宋体" w:hAnsi="Consolas" w:cs="Consolas"/>
+        </w:rPr>
+        <w:t xml:space="preserve">stanza</w:t>
+      </w:r>
+      <w:r>
+        <w:rPr>
+          <w:rFonts w:ascii="宋体" w:eastAsia="宋体" w:hAnsi="宋体" w:cs="宋体"/>
+        </w:rPr>
+        <w:t xml:space="preserve"> 卷：</w:t>
       </w:r>
     </w:p>
     <w:p>
@@ -2303,7 +2320,7 @@
           <w:sz w:val="20"/>
           <w:szCs w:val="20"/>
         </w:rPr>
-        <w:t xml:space="preserve">git pull</w:t>
+        <w:t xml:space="preserve">C="docker compose --env-file deploy/.env -f deploy/compose.yaml"</w:t>
       </w:r>
     </w:p>
     <w:p>
@@ -2316,7 +2333,7 @@
           <w:sz w:val="20"/>
           <w:szCs w:val="20"/>
         </w:rPr>
-        <w:t xml:space="preserve">npm run web:build</w:t>
+        <w:t xml:space="preserve">$C logs -f worker | grep -m1 "embedding model"   # 出现 "embedding model … ready in … s" 即向量模型就绪</w:t>
       </w:r>
     </w:p>
     <w:p>
@@ -2329,6 +2346,1886 @@
           <w:sz w:val="20"/>
           <w:szCs w:val="20"/>
         </w:rPr>
+        <w:t xml:space="preserve">$C exec worker python -c "from engine import nlp; nlp.pipeline('en'); nlp._zh_depparse()"   # Stanza 英文与中文依存；中断时重跑</w:t>
+      </w:r>
+    </w:p>
+    <w:p>
+      <w:r>
+        <w:rPr>
+          <w:rFonts w:ascii="宋体" w:eastAsia="宋体" w:hAnsi="宋体" w:cs="宋体"/>
+        </w:rPr>
+        <w:t xml:space="preserve">服务器不能联网或下载太慢时，从联网机器拷贝：</w:t>
+      </w:r>
+    </w:p>
+    <w:p>
+      <w:pPr>
+        <w:spacing w:before="0" w:after="0"/>
+      </w:pPr>
+      <w:r>
+        <w:rPr>
+          <w:rFonts w:ascii="Consolas" w:eastAsia="宋体" w:hAnsi="Consolas" w:cs="Consolas"/>
+          <w:sz w:val="20"/>
+          <w:szCs w:val="20"/>
+        </w:rPr>
+        <w:t xml:space="preserve"># 联网机器（已跑过上面两步）</w:t>
+      </w:r>
+    </w:p>
+    <w:p>
+      <w:pPr>
+        <w:spacing w:before="0" w:after="0"/>
+      </w:pPr>
+      <w:r>
+        <w:rPr>
+          <w:rFonts w:ascii="Consolas" w:eastAsia="宋体" w:hAnsi="Consolas" w:cs="Consolas"/>
+          <w:sz w:val="20"/>
+          <w:szCs w:val="20"/>
+        </w:rPr>
+        <w:t xml:space="preserve">scripts/backup.sh --with-models /backup/models-src   # 取其中 models.tar.gz、stanza.tar.gz</w:t>
+      </w:r>
+    </w:p>
+    <w:p>
+      <w:pPr>
+        <w:spacing w:before="0" w:after="0"/>
+      </w:pPr>
+      <w:r>
+        <w:rPr>
+          <w:rFonts w:ascii="Consolas" w:eastAsia="宋体" w:hAnsi="Consolas" w:cs="Consolas"/>
+          <w:sz w:val="20"/>
+          <w:szCs w:val="20"/>
+        </w:rPr>
+        <w:t xml:space="preserve"># 服务器：先建卷，再解包</w:t>
+      </w:r>
+    </w:p>
+    <w:p>
+      <w:pPr>
+        <w:spacing w:before="0" w:after="0"/>
+      </w:pPr>
+      <w:r>
+        <w:rPr>
+          <w:rFonts w:ascii="Consolas" w:eastAsia="宋体" w:hAnsi="Consolas" w:cs="Consolas"/>
+          <w:sz w:val="20"/>
+          <w:szCs w:val="20"/>
+        </w:rPr>
+        <w:t xml:space="preserve">docker compose --env-file deploy/.env -f deploy/compose.yaml up --no-start</w:t>
+      </w:r>
+    </w:p>
+    <w:p>
+      <w:pPr>
+        <w:spacing w:before="0" w:after="0"/>
+      </w:pPr>
+      <w:r>
+        <w:rPr>
+          <w:rFonts w:ascii="Consolas" w:eastAsia="宋体" w:hAnsi="Consolas" w:cs="Consolas"/>
+          <w:sz w:val="20"/>
+          <w:szCs w:val="20"/>
+        </w:rPr>
+        <w:t xml:space="preserve">for v in models stanza; do</w:t>
+      </w:r>
+    </w:p>
+    <w:p>
+      <w:pPr>
+        <w:spacing w:before="0" w:after="0"/>
+      </w:pPr>
+      <w:r>
+        <w:rPr>
+          <w:rFonts w:ascii="Consolas" w:eastAsia="宋体" w:hAnsi="Consolas" w:cs="Consolas"/>
+          <w:sz w:val="20"/>
+          <w:szCs w:val="20"/>
+        </w:rPr>
+        <w:t xml:space="preserve">  docker run --rm -i -v corpus_$v:/v --entrypoint tar pgvector/pgvector:pg16 xzf - --numeric-owner -C /v &lt; $v.tar.gz</w:t>
+      </w:r>
+    </w:p>
+    <w:p>
+      <w:pPr>
+        <w:spacing w:before="0" w:after="0"/>
+      </w:pPr>
+      <w:r>
+        <w:rPr>
+          <w:rFonts w:ascii="Consolas" w:eastAsia="宋体" w:hAnsi="Consolas" w:cs="Consolas"/>
+          <w:sz w:val="20"/>
+          <w:szCs w:val="20"/>
+        </w:rPr>
+        <w:t xml:space="preserve">done</w:t>
+      </w:r>
+    </w:p>
+    <w:p>
+      <w:pPr>
+        <w:spacing w:before="0" w:after="0"/>
+      </w:pPr>
+      <w:r>
+        <w:rPr>
+          <w:rFonts w:ascii="Consolas" w:eastAsia="宋体" w:hAnsi="Consolas" w:cs="Consolas"/>
+          <w:sz w:val="20"/>
+          <w:szCs w:val="20"/>
+        </w:rPr>
+        <w:t xml:space="preserve">docker compose --env-file deploy/.env -f deploy/compose.yaml up -d</w:t>
+      </w:r>
+    </w:p>
+    <w:p>
+      <w:r>
+        <w:rPr>
+          <w:rFonts w:ascii="宋体" w:eastAsia="宋体" w:hAnsi="宋体" w:cs="宋体"/>
+        </w:rPr>
+        <w:t xml:space="preserve">不要用 </w:t>
+      </w:r>
+      <w:r>
+        <w:rPr>
+          <w:rFonts w:ascii="Consolas" w:eastAsia="宋体" w:hAnsi="Consolas" w:cs="Consolas"/>
+        </w:rPr>
+        <w:t xml:space="preserve">scripts/restore.sh</w:t>
+      </w:r>
+      <w:r>
+        <w:rPr>
+          <w:rFonts w:ascii="宋体" w:eastAsia="宋体" w:hAnsi="宋体" w:cs="宋体"/>
+        </w:rPr>
+        <w:t xml:space="preserve"> 只为恢复模型：它会清空并替换目标数据库。</w:t>
+      </w:r>
+    </w:p>
+    <w:p>
+      <w:pPr>
+        <w:pStyle w:val="Heading2"/>
+      </w:pPr>
+      <w:r>
+        <w:rPr>
+          <w:rFonts w:ascii="宋体" w:eastAsia="宋体" w:hAnsi="宋体" w:cs="宋体"/>
+        </w:rPr>
+        <w:t xml:space="preserve">内置语料</w:t>
+      </w:r>
+    </w:p>
+    <w:p>
+      <w:r>
+        <w:rPr>
+          <w:rFonts w:ascii="宋体" w:eastAsia="宋体" w:hAnsi="宋体" w:cs="宋体"/>
+        </w:rPr>
+        <w:t xml:space="preserve">内置语料由管理员在宿主机用 uv 导入（服务器需安装 uv），脚本经网页入口调用接口：</w:t>
+      </w:r>
+    </w:p>
+    <w:p>
+      <w:pPr>
+        <w:spacing w:before="0" w:after="0"/>
+      </w:pPr>
+      <w:r>
+        <w:rPr>
+          <w:rFonts w:ascii="Consolas" w:eastAsia="宋体" w:hAnsi="Consolas" w:cs="Consolas"/>
+          <w:sz w:val="20"/>
+          <w:szCs w:val="20"/>
+        </w:rPr>
+        <w:t xml:space="preserve">export CORPUS_EMAIL=admin@example.edu CORPUS_PASSWORD=…</w:t>
+      </w:r>
+    </w:p>
+    <w:p>
+      <w:pPr>
+        <w:spacing w:before="0" w:after="0"/>
+      </w:pPr>
+      <w:r>
+        <w:rPr>
+          <w:rFonts w:ascii="Consolas" w:eastAsia="宋体" w:hAnsi="Consolas" w:cs="Consolas"/>
+          <w:sz w:val="20"/>
+          <w:szCs w:val="20"/>
+        </w:rPr>
+        <w:t xml:space="preserve">uv run python scripts/import_builtin.py tatoeba --base https://corpus.example.edu</w:t>
+      </w:r>
+    </w:p>
+    <w:p>
+      <w:pPr>
+        <w:spacing w:before="0" w:after="0"/>
+      </w:pPr>
+      <w:r>
+        <w:rPr>
+          <w:rFonts w:ascii="Consolas" w:eastAsia="宋体" w:hAnsi="Consolas" w:cs="Consolas"/>
+          <w:sz w:val="20"/>
+          <w:szCs w:val="20"/>
+        </w:rPr>
+        <w:t xml:space="preserve">uv run python scripts/import_builtin.py ud --treebank en_ewt --base https://corpus.example.edu</w:t>
+      </w:r>
+    </w:p>
+    <w:p>
+      <w:pPr>
+        <w:spacing w:before="0" w:after="0"/>
+      </w:pPr>
+      <w:r>
+        <w:rPr>
+          <w:rFonts w:ascii="Consolas" w:eastAsia="宋体" w:hAnsi="Consolas" w:cs="Consolas"/>
+          <w:sz w:val="20"/>
+          <w:szCs w:val="20"/>
+        </w:rPr>
+        <w:t xml:space="preserve">uv run --with mwparserfromhell --with opencc-python-reimplemented \</w:t>
+      </w:r>
+    </w:p>
+    <w:p>
+      <w:pPr>
+        <w:spacing w:before="0" w:after="0"/>
+      </w:pPr>
+      <w:r>
+        <w:rPr>
+          <w:rFonts w:ascii="Consolas" w:eastAsia="宋体" w:hAnsi="Consolas" w:cs="Consolas"/>
+          <w:sz w:val="20"/>
+          <w:szCs w:val="20"/>
+        </w:rPr>
+        <w:t xml:space="preserve">  python scripts/import_builtin.py wiki --lang zh --n 1000 --base https://corpus.example.edu</w:t>
+      </w:r>
+    </w:p>
+    <w:p>
+      <w:r>
+        <w:rPr>
+          <w:rFonts w:ascii="宋体" w:eastAsia="宋体" w:hAnsi="宋体" w:cs="宋体"/>
+        </w:rPr>
+        <w:t xml:space="preserve">请求的 Origin 等于 </w:t>
+      </w:r>
+      <w:r>
+        <w:rPr>
+          <w:rFonts w:ascii="Consolas" w:eastAsia="宋体" w:hAnsi="Consolas" w:cs="Consolas"/>
+        </w:rPr>
+        <w:t xml:space="preserve">--base</w:t>
+      </w:r>
+      <w:r>
+        <w:rPr>
+          <w:rFonts w:ascii="宋体" w:eastAsia="宋体" w:hAnsi="宋体" w:cs="宋体"/>
+        </w:rPr>
+        <w:t xml:space="preserve">，须在 </w:t>
+      </w:r>
+      <w:r>
+        <w:rPr>
+          <w:rFonts w:ascii="Consolas" w:eastAsia="宋体" w:hAnsi="Consolas" w:cs="Consolas"/>
+        </w:rPr>
+        <w:t xml:space="preserve">PUBLIC_ORIGIN</w:t>
+      </w:r>
+      <w:r>
+        <w:rPr>
+          <w:rFonts w:ascii="宋体" w:eastAsia="宋体" w:hAnsi="宋体" w:cs="宋体"/>
+        </w:rPr>
+        <w:t xml:space="preserve"> 中；</w:t>
+      </w:r>
+      <w:r>
+        <w:rPr>
+          <w:rFonts w:ascii="Consolas" w:eastAsia="宋体" w:hAnsi="Consolas" w:cs="Consolas"/>
+        </w:rPr>
+        <w:t xml:space="preserve">--base</w:t>
+      </w:r>
+      <w:r>
+        <w:rPr>
+          <w:rFonts w:ascii="宋体" w:eastAsia="宋体" w:hAnsi="宋体" w:cs="宋体"/>
+        </w:rPr>
+        <w:t xml:space="preserve"> 默认 </w:t>
+      </w:r>
+      <w:r>
+        <w:rPr>
+          <w:rFonts w:ascii="Consolas" w:eastAsia="宋体" w:hAnsi="Consolas" w:cs="Consolas"/>
+        </w:rPr>
+        <w:t xml:space="preserve">http://127.0.0.1:8088</w:t>
+      </w:r>
+      <w:r>
+        <w:rPr>
+          <w:rFonts w:ascii="宋体" w:eastAsia="宋体" w:hAnsi="宋体" w:cs="宋体"/>
+        </w:rPr>
+        <w:t xml:space="preserve">，生产环境必须传 </w:t>
+      </w:r>
+      <w:r>
+        <w:rPr>
+          <w:rFonts w:ascii="Consolas" w:eastAsia="宋体" w:hAnsi="Consolas" w:cs="Consolas"/>
+        </w:rPr>
+        <w:t xml:space="preserve">https://域名</w:t>
+      </w:r>
+      <w:r>
+        <w:rPr>
+          <w:rFonts w:ascii="宋体" w:eastAsia="宋体" w:hAnsi="宋体" w:cs="宋体"/>
+        </w:rPr>
+        <w:t xml:space="preserve">。不要为脚本往 </w:t>
+      </w:r>
+      <w:r>
+        <w:rPr>
+          <w:rFonts w:ascii="Consolas" w:eastAsia="宋体" w:hAnsi="Consolas" w:cs="Consolas"/>
+        </w:rPr>
+        <w:t xml:space="preserve">PUBLIC_ORIGIN</w:t>
+      </w:r>
+      <w:r>
+        <w:rPr>
+          <w:rFonts w:ascii="宋体" w:eastAsia="宋体" w:hAnsi="宋体" w:cs="宋体"/>
+        </w:rPr>
+        <w:t xml:space="preserve"> 加 http 地址：只有全部 origin 都是 https 时登录 cookie 才带 Secure。导入完整 Tatoeba 需较长时间，可后台运行；其余参数见脚本帮助。</w:t>
+      </w:r>
+    </w:p>
+    <w:p>
+      <w:pPr>
+        <w:pStyle w:val="Heading1"/>
+      </w:pPr>
+      <w:r>
+        <w:rPr>
+          <w:rFonts w:ascii="宋体" w:eastAsia="宋体" w:hAnsi="宋体" w:cs="宋体"/>
+        </w:rPr>
+        <w:t xml:space="preserve">五 HTTPS 与对外访问</w:t>
+      </w:r>
+    </w:p>
+    <w:p>
+      <w:r>
+        <w:rPr>
+          <w:rFonts w:ascii="宋体" w:eastAsia="宋体" w:hAnsi="宋体" w:cs="宋体"/>
+        </w:rPr>
+        <w:t xml:space="preserve">web 只监听 </w:t>
+      </w:r>
+      <w:r>
+        <w:rPr>
+          <w:rFonts w:ascii="Consolas" w:eastAsia="宋体" w:hAnsi="Consolas" w:cs="Consolas"/>
+        </w:rPr>
+        <w:t xml:space="preserve">127.0.0.1:${HTTP_PORT}</w:t>
+      </w:r>
+      <w:r>
+        <w:rPr>
+          <w:rFonts w:ascii="宋体" w:eastAsia="宋体" w:hAnsi="宋体" w:cs="宋体"/>
+        </w:rPr>
+        <w:t xml:space="preserve">，由宿主机反代终止 HTTPS。反代要求：</w:t>
+      </w:r>
+    </w:p>
+    <w:tbl>
+      <w:tblPr>
+        <w:tblW w:type="dxa" w:w="9026"/>
+        <w:tblBorders>
+          <w:top w:val="single" w:color="auto" w:sz="4"/>
+          <w:left w:val="single" w:color="auto" w:sz="4"/>
+          <w:bottom w:val="single" w:color="auto" w:sz="4"/>
+          <w:right w:val="single" w:color="auto" w:sz="4"/>
+          <w:insideH w:val="single" w:color="auto" w:sz="4"/>
+          <w:insideV w:val="single" w:color="auto" w:sz="4"/>
+        </w:tblBorders>
+      </w:tblPr>
+      <w:tblGrid>
+        <w:gridCol w:w="4513"/>
+        <w:gridCol w:w="4513"/>
+      </w:tblGrid>
+      <w:tr>
+        <w:trPr>
+          <w:tblHeader/>
+        </w:trPr>
+        <w:tc>
+          <w:tcPr>
+            <w:tcW w:type="dxa" w:w="4513"/>
+            <w:tcBorders>
+              <w:top w:val="single" w:color="000000" w:sz="4"/>
+              <w:left w:val="single" w:color="000000" w:sz="4"/>
+              <w:bottom w:val="single" w:color="000000" w:sz="4"/>
+              <w:right w:val="single" w:color="000000" w:sz="4"/>
+            </w:tcBorders>
+          </w:tcPr>
+          <w:p>
+            <w:pPr>
+              <w:spacing w:before="40" w:after="40"/>
+            </w:pPr>
+            <w:r>
+              <w:rPr>
+                <w:rFonts w:ascii="宋体" w:eastAsia="宋体" w:hAnsi="宋体" w:cs="宋体"/>
+                <w:b/>
+                <w:bCs/>
+              </w:rPr>
+              <w:t xml:space="preserve">项目</w:t>
+            </w:r>
+          </w:p>
+        </w:tc>
+        <w:tc>
+          <w:tcPr>
+            <w:tcW w:type="dxa" w:w="4513"/>
+            <w:tcBorders>
+              <w:top w:val="single" w:color="000000" w:sz="4"/>
+              <w:left w:val="single" w:color="000000" w:sz="4"/>
+              <w:bottom w:val="single" w:color="000000" w:sz="4"/>
+              <w:right w:val="single" w:color="000000" w:sz="4"/>
+            </w:tcBorders>
+          </w:tcPr>
+          <w:p>
+            <w:pPr>
+              <w:spacing w:before="40" w:after="40"/>
+            </w:pPr>
+            <w:r>
+              <w:rPr>
+                <w:rFonts w:ascii="宋体" w:eastAsia="宋体" w:hAnsi="宋体" w:cs="宋体"/>
+                <w:b/>
+                <w:bCs/>
+              </w:rPr>
+              <w:t xml:space="preserve">要求</w:t>
+            </w:r>
+          </w:p>
+        </w:tc>
+      </w:tr>
+      <w:tr>
+        <w:trPr>
+          <w:tblHeader w:val="false"/>
+        </w:trPr>
+        <w:tc>
+          <w:tcPr>
+            <w:tcW w:type="dxa" w:w="4513"/>
+            <w:tcBorders>
+              <w:top w:val="single" w:color="000000" w:sz="4"/>
+              <w:left w:val="single" w:color="000000" w:sz="4"/>
+              <w:bottom w:val="single" w:color="000000" w:sz="4"/>
+              <w:right w:val="single" w:color="000000" w:sz="4"/>
+            </w:tcBorders>
+          </w:tcPr>
+          <w:p>
+            <w:pPr>
+              <w:spacing w:before="40" w:after="40"/>
+            </w:pPr>
+            <w:r>
+              <w:rPr>
+                <w:rFonts w:ascii="宋体" w:eastAsia="宋体" w:hAnsi="宋体" w:cs="宋体"/>
+              </w:rPr>
+              <w:t xml:space="preserve">转发头</w:t>
+            </w:r>
+          </w:p>
+        </w:tc>
+        <w:tc>
+          <w:tcPr>
+            <w:tcW w:type="dxa" w:w="4513"/>
+            <w:tcBorders>
+              <w:top w:val="single" w:color="000000" w:sz="4"/>
+              <w:left w:val="single" w:color="000000" w:sz="4"/>
+              <w:bottom w:val="single" w:color="000000" w:sz="4"/>
+              <w:right w:val="single" w:color="000000" w:sz="4"/>
+            </w:tcBorders>
+          </w:tcPr>
+          <w:p>
+            <w:pPr>
+              <w:spacing w:before="40" w:after="40"/>
+            </w:pPr>
+            <w:r>
+              <w:rPr>
+                <w:rFonts w:ascii="Consolas" w:eastAsia="宋体" w:hAnsi="Consolas" w:cs="Consolas"/>
+              </w:rPr>
+              <w:t xml:space="preserve">Host</w:t>
+            </w:r>
+            <w:r>
+              <w:rPr>
+                <w:rFonts w:ascii="宋体" w:eastAsia="宋体" w:hAnsi="宋体" w:cs="宋体"/>
+              </w:rPr>
+              <w:t xml:space="preserve">、</w:t>
+            </w:r>
+            <w:r>
+              <w:rPr>
+                <w:rFonts w:ascii="Consolas" w:eastAsia="宋体" w:hAnsi="Consolas" w:cs="Consolas"/>
+              </w:rPr>
+              <w:t xml:space="preserve">X-Forwarded-For</w:t>
+            </w:r>
+            <w:r>
+              <w:rPr>
+                <w:rFonts w:ascii="宋体" w:eastAsia="宋体" w:hAnsi="宋体" w:cs="宋体"/>
+              </w:rPr>
+              <w:t xml:space="preserve">、</w:t>
+            </w:r>
+            <w:r>
+              <w:rPr>
+                <w:rFonts w:ascii="Consolas" w:eastAsia="宋体" w:hAnsi="Consolas" w:cs="Consolas"/>
+              </w:rPr>
+              <w:t xml:space="preserve">X-Forwarded-Proto</w:t>
+            </w:r>
+            <w:r>
+              <w:rPr>
+                <w:rFonts w:ascii="宋体" w:eastAsia="宋体" w:hAnsi="宋体" w:cs="宋体"/>
+              </w:rPr>
+              <w:t xml:space="preserve">；容器内登录限流按 </w:t>
+            </w:r>
+            <w:r>
+              <w:rPr>
+                <w:rFonts w:ascii="Consolas" w:eastAsia="宋体" w:hAnsi="Consolas" w:cs="Consolas"/>
+              </w:rPr>
+              <w:t xml:space="preserve">X-Forwarded-For</w:t>
+            </w:r>
+            <w:r>
+              <w:rPr>
+                <w:rFonts w:ascii="宋体" w:eastAsia="宋体" w:hAnsi="宋体" w:cs="宋体"/>
+              </w:rPr>
+              <w:t xml:space="preserve"> 的最后一个地址区分客户端</w:t>
+            </w:r>
+          </w:p>
+        </w:tc>
+      </w:tr>
+      <w:tr>
+        <w:trPr>
+          <w:tblHeader w:val="false"/>
+        </w:trPr>
+        <w:tc>
+          <w:tcPr>
+            <w:tcW w:type="dxa" w:w="4513"/>
+            <w:tcBorders>
+              <w:top w:val="single" w:color="000000" w:sz="4"/>
+              <w:left w:val="single" w:color="000000" w:sz="4"/>
+              <w:bottom w:val="single" w:color="000000" w:sz="4"/>
+              <w:right w:val="single" w:color="000000" w:sz="4"/>
+            </w:tcBorders>
+          </w:tcPr>
+          <w:p>
+            <w:pPr>
+              <w:spacing w:before="40" w:after="40"/>
+            </w:pPr>
+            <w:r>
+              <w:rPr>
+                <w:rFonts w:ascii="Consolas" w:eastAsia="宋体" w:hAnsi="Consolas" w:cs="Consolas"/>
+              </w:rPr>
+              <w:t xml:space="preserve">/agent/</w:t>
+            </w:r>
+          </w:p>
+        </w:tc>
+        <w:tc>
+          <w:tcPr>
+            <w:tcW w:type="dxa" w:w="4513"/>
+            <w:tcBorders>
+              <w:top w:val="single" w:color="000000" w:sz="4"/>
+              <w:left w:val="single" w:color="000000" w:sz="4"/>
+              <w:bottom w:val="single" w:color="000000" w:sz="4"/>
+              <w:right w:val="single" w:color="000000" w:sz="4"/>
+            </w:tcBorders>
+          </w:tcPr>
+          <w:p>
+            <w:pPr>
+              <w:spacing w:before="40" w:after="40"/>
+            </w:pPr>
+            <w:r>
+              <w:rPr>
+                <w:rFonts w:ascii="宋体" w:eastAsia="宋体" w:hAnsi="宋体" w:cs="宋体"/>
+              </w:rPr>
+              <w:t xml:space="preserve">关闭缓冲，读超时不少于 600 秒（SSE）</w:t>
+            </w:r>
+          </w:p>
+        </w:tc>
+      </w:tr>
+      <w:tr>
+        <w:trPr>
+          <w:tblHeader w:val="false"/>
+        </w:trPr>
+        <w:tc>
+          <w:tcPr>
+            <w:tcW w:type="dxa" w:w="4513"/>
+            <w:tcBorders>
+              <w:top w:val="single" w:color="000000" w:sz="4"/>
+              <w:left w:val="single" w:color="000000" w:sz="4"/>
+              <w:bottom w:val="single" w:color="000000" w:sz="4"/>
+              <w:right w:val="single" w:color="000000" w:sz="4"/>
+            </w:tcBorders>
+          </w:tcPr>
+          <w:p>
+            <w:pPr>
+              <w:spacing w:before="40" w:after="40"/>
+            </w:pPr>
+            <w:r>
+              <w:rPr>
+                <w:rFonts w:ascii="宋体" w:eastAsia="宋体" w:hAnsi="宋体" w:cs="宋体"/>
+              </w:rPr>
+              <w:t xml:space="preserve">上传</w:t>
+            </w:r>
+          </w:p>
+        </w:tc>
+        <w:tc>
+          <w:tcPr>
+            <w:tcW w:type="dxa" w:w="4513"/>
+            <w:tcBorders>
+              <w:top w:val="single" w:color="000000" w:sz="4"/>
+              <w:left w:val="single" w:color="000000" w:sz="4"/>
+              <w:bottom w:val="single" w:color="000000" w:sz="4"/>
+              <w:right w:val="single" w:color="000000" w:sz="4"/>
+            </w:tcBorders>
+          </w:tcPr>
+          <w:p>
+            <w:pPr>
+              <w:spacing w:before="40" w:after="40"/>
+            </w:pPr>
+            <w:r>
+              <w:rPr>
+                <w:rFonts w:ascii="宋体" w:eastAsia="宋体" w:hAnsi="宋体" w:cs="宋体"/>
+              </w:rPr>
+              <w:t xml:space="preserve">请求体上限不小于 500 MB</w:t>
+            </w:r>
+          </w:p>
+        </w:tc>
+      </w:tr>
+      <w:tr>
+        <w:trPr>
+          <w:tblHeader w:val="false"/>
+        </w:trPr>
+        <w:tc>
+          <w:tcPr>
+            <w:tcW w:type="dxa" w:w="4513"/>
+            <w:tcBorders>
+              <w:top w:val="single" w:color="000000" w:sz="4"/>
+              <w:left w:val="single" w:color="000000" w:sz="4"/>
+              <w:bottom w:val="single" w:color="000000" w:sz="4"/>
+              <w:right w:val="single" w:color="000000" w:sz="4"/>
+            </w:tcBorders>
+          </w:tcPr>
+          <w:p>
+            <w:pPr>
+              <w:spacing w:before="40" w:after="40"/>
+            </w:pPr>
+            <w:r>
+              <w:rPr>
+                <w:rFonts w:ascii="Consolas" w:eastAsia="宋体" w:hAnsi="Consolas" w:cs="Consolas"/>
+              </w:rPr>
+              <w:t xml:space="preserve">.env</w:t>
+            </w:r>
+          </w:p>
+        </w:tc>
+        <w:tc>
+          <w:tcPr>
+            <w:tcW w:type="dxa" w:w="4513"/>
+            <w:tcBorders>
+              <w:top w:val="single" w:color="000000" w:sz="4"/>
+              <w:left w:val="single" w:color="000000" w:sz="4"/>
+              <w:bottom w:val="single" w:color="000000" w:sz="4"/>
+              <w:right w:val="single" w:color="000000" w:sz="4"/>
+            </w:tcBorders>
+          </w:tcPr>
+          <w:p>
+            <w:pPr>
+              <w:spacing w:before="40" w:after="40"/>
+            </w:pPr>
+            <w:r>
+              <w:rPr>
+                <w:rFonts w:ascii="Consolas" w:eastAsia="宋体" w:hAnsi="Consolas" w:cs="Consolas"/>
+              </w:rPr>
+              <w:t xml:space="preserve">PUBLIC_ORIGIN=https://corpus.example.edu</w:t>
+            </w:r>
+            <w:r>
+              <w:rPr>
+                <w:rFonts w:ascii="宋体" w:eastAsia="宋体" w:hAnsi="宋体" w:cs="宋体"/>
+              </w:rPr>
+              <w:t xml:space="preserve">；全部 origin 为 https 时登录 cookie 自动加 Secure；修改后 </w:t>
+            </w:r>
+            <w:r>
+              <w:rPr>
+                <w:rFonts w:ascii="Consolas" w:eastAsia="宋体" w:hAnsi="Consolas" w:cs="Consolas"/>
+              </w:rPr>
+              <w:t xml:space="preserve">up -d</w:t>
+            </w:r>
+          </w:p>
+        </w:tc>
+      </w:tr>
+      <w:tr>
+        <w:trPr>
+          <w:tblHeader w:val="false"/>
+        </w:trPr>
+        <w:tc>
+          <w:tcPr>
+            <w:tcW w:type="dxa" w:w="4513"/>
+            <w:tcBorders>
+              <w:top w:val="single" w:color="000000" w:sz="4"/>
+              <w:left w:val="single" w:color="000000" w:sz="4"/>
+              <w:bottom w:val="single" w:color="000000" w:sz="4"/>
+              <w:right w:val="single" w:color="000000" w:sz="4"/>
+            </w:tcBorders>
+          </w:tcPr>
+          <w:p>
+            <w:pPr>
+              <w:spacing w:before="40" w:after="40"/>
+            </w:pPr>
+            <w:r>
+              <w:rPr>
+                <w:rFonts w:ascii="宋体" w:eastAsia="宋体" w:hAnsi="宋体" w:cs="宋体"/>
+              </w:rPr>
+              <w:t xml:space="preserve">防火墙</w:t>
+            </w:r>
+          </w:p>
+        </w:tc>
+        <w:tc>
+          <w:tcPr>
+            <w:tcW w:type="dxa" w:w="4513"/>
+            <w:tcBorders>
+              <w:top w:val="single" w:color="000000" w:sz="4"/>
+              <w:left w:val="single" w:color="000000" w:sz="4"/>
+              <w:bottom w:val="single" w:color="000000" w:sz="4"/>
+              <w:right w:val="single" w:color="000000" w:sz="4"/>
+            </w:tcBorders>
+          </w:tcPr>
+          <w:p>
+            <w:pPr>
+              <w:spacing w:before="40" w:after="40"/>
+            </w:pPr>
+            <w:r>
+              <w:rPr>
+                <w:rFonts w:ascii="宋体" w:eastAsia="宋体" w:hAnsi="宋体" w:cs="宋体"/>
+              </w:rPr>
+              <w:t xml:space="preserve">只开放 80、443（和 SSH）；Postgres 与 web 端口只绑定 127.0.0.1</w:t>
+            </w:r>
+          </w:p>
+        </w:tc>
+      </w:tr>
+    </w:tbl>
+    <w:p>
+      <w:pPr>
+        <w:spacing w:before="0" w:after="0"/>
+      </w:pPr>
+    </w:p>
+    <w:p>
+      <w:r>
+        <w:rPr>
+          <w:rFonts w:ascii="宋体" w:eastAsia="宋体" w:hAnsi="宋体" w:cs="宋体"/>
+        </w:rPr>
+        <w:t xml:space="preserve">Caddy（自动申请和续期证书；默认转发上述请求头、不限请求体、无读超时）：</w:t>
+      </w:r>
+    </w:p>
+    <w:p>
+      <w:pPr>
+        <w:spacing w:before="0" w:after="0"/>
+      </w:pPr>
+      <w:r>
+        <w:rPr>
+          <w:rFonts w:ascii="Consolas" w:eastAsia="宋体" w:hAnsi="Consolas" w:cs="Consolas"/>
+          <w:sz w:val="20"/>
+          <w:szCs w:val="20"/>
+        </w:rPr>
+        <w:t xml:space="preserve">corpus.example.edu {</w:t>
+      </w:r>
+    </w:p>
+    <w:p>
+      <w:pPr>
+        <w:spacing w:before="0" w:after="0"/>
+      </w:pPr>
+      <w:r>
+        <w:rPr>
+          <w:rFonts w:ascii="Consolas" w:eastAsia="宋体" w:hAnsi="Consolas" w:cs="Consolas"/>
+          <w:sz w:val="20"/>
+          <w:szCs w:val="20"/>
+        </w:rPr>
+        <w:t xml:space="preserve">    reverse_proxy 127.0.0.1:8080 {</w:t>
+      </w:r>
+    </w:p>
+    <w:p>
+      <w:pPr>
+        <w:spacing w:before="0" w:after="0"/>
+      </w:pPr>
+      <w:r>
+        <w:rPr>
+          <w:rFonts w:ascii="Consolas" w:eastAsia="宋体" w:hAnsi="Consolas" w:cs="Consolas"/>
+          <w:sz w:val="20"/>
+          <w:szCs w:val="20"/>
+        </w:rPr>
+        <w:t xml:space="preserve">        flush_interval -1</w:t>
+      </w:r>
+    </w:p>
+    <w:p>
+      <w:pPr>
+        <w:spacing w:before="0" w:after="0"/>
+      </w:pPr>
+      <w:r>
+        <w:rPr>
+          <w:rFonts w:ascii="Consolas" w:eastAsia="宋体" w:hAnsi="Consolas" w:cs="Consolas"/>
+          <w:sz w:val="20"/>
+          <w:szCs w:val="20"/>
+        </w:rPr>
+        <w:t xml:space="preserve">    }</w:t>
+      </w:r>
+    </w:p>
+    <w:p>
+      <w:pPr>
+        <w:spacing w:before="0" w:after="0"/>
+      </w:pPr>
+      <w:r>
+        <w:rPr>
+          <w:rFonts w:ascii="Consolas" w:eastAsia="宋体" w:hAnsi="Consolas" w:cs="Consolas"/>
+          <w:sz w:val="20"/>
+          <w:szCs w:val="20"/>
+        </w:rPr>
+        <w:t xml:space="preserve">}</w:t>
+      </w:r>
+    </w:p>
+    <w:p>
+      <w:r>
+        <w:rPr>
+          <w:rFonts w:ascii="宋体" w:eastAsia="宋体" w:hAnsi="宋体" w:cs="宋体"/>
+        </w:rPr>
+        <w:t xml:space="preserve">nginx + certbot：先只启用 80 段执行 </w:t>
+      </w:r>
+      <w:r>
+        <w:rPr>
+          <w:rFonts w:ascii="Consolas" w:eastAsia="宋体" w:hAnsi="Consolas" w:cs="Consolas"/>
+        </w:rPr>
+        <w:t xml:space="preserve">certbot certonly --nginx -d corpus.example.edu</w:t>
+      </w:r>
+      <w:r>
+        <w:rPr>
+          <w:rFonts w:ascii="宋体" w:eastAsia="宋体" w:hAnsi="宋体" w:cs="宋体"/>
+        </w:rPr>
+        <w:t xml:space="preserve">，再加 443 段并 </w:t>
+      </w:r>
+      <w:r>
+        <w:rPr>
+          <w:rFonts w:ascii="Consolas" w:eastAsia="宋体" w:hAnsi="Consolas" w:cs="Consolas"/>
+        </w:rPr>
+        <w:t xml:space="preserve">nginx -s reload</w:t>
+      </w:r>
+      <w:r>
+        <w:rPr>
+          <w:rFonts w:ascii="宋体" w:eastAsia="宋体" w:hAnsi="宋体" w:cs="宋体"/>
+        </w:rPr>
+        <w:t xml:space="preserve">；certbot 自带续期定时任务。</w:t>
+      </w:r>
+    </w:p>
+    <w:p>
+      <w:pPr>
+        <w:spacing w:before="0" w:after="0"/>
+      </w:pPr>
+      <w:r>
+        <w:rPr>
+          <w:rFonts w:ascii="Consolas" w:eastAsia="宋体" w:hAnsi="Consolas" w:cs="Consolas"/>
+          <w:sz w:val="20"/>
+          <w:szCs w:val="20"/>
+        </w:rPr>
+        <w:t xml:space="preserve">server {</w:t>
+      </w:r>
+    </w:p>
+    <w:p>
+      <w:pPr>
+        <w:spacing w:before="0" w:after="0"/>
+      </w:pPr>
+      <w:r>
+        <w:rPr>
+          <w:rFonts w:ascii="Consolas" w:eastAsia="宋体" w:hAnsi="Consolas" w:cs="Consolas"/>
+          <w:sz w:val="20"/>
+          <w:szCs w:val="20"/>
+        </w:rPr>
+        <w:t xml:space="preserve">    listen 80;</w:t>
+      </w:r>
+    </w:p>
+    <w:p>
+      <w:pPr>
+        <w:spacing w:before="0" w:after="0"/>
+      </w:pPr>
+      <w:r>
+        <w:rPr>
+          <w:rFonts w:ascii="Consolas" w:eastAsia="宋体" w:hAnsi="Consolas" w:cs="Consolas"/>
+          <w:sz w:val="20"/>
+          <w:szCs w:val="20"/>
+        </w:rPr>
+        <w:t xml:space="preserve">    server_name corpus.example.edu;</w:t>
+      </w:r>
+    </w:p>
+    <w:p>
+      <w:pPr>
+        <w:spacing w:before="0" w:after="0"/>
+      </w:pPr>
+      <w:r>
+        <w:rPr>
+          <w:rFonts w:ascii="Consolas" w:eastAsia="宋体" w:hAnsi="Consolas" w:cs="Consolas"/>
+          <w:sz w:val="20"/>
+          <w:szCs w:val="20"/>
+        </w:rPr>
+        <w:t xml:space="preserve">    location / { return 301 https://$host$request_uri; }</w:t>
+      </w:r>
+    </w:p>
+    <w:p>
+      <w:pPr>
+        <w:spacing w:before="0" w:after="0"/>
+      </w:pPr>
+      <w:r>
+        <w:rPr>
+          <w:rFonts w:ascii="Consolas" w:eastAsia="宋体" w:hAnsi="Consolas" w:cs="Consolas"/>
+          <w:sz w:val="20"/>
+          <w:szCs w:val="20"/>
+        </w:rPr>
+        <w:t xml:space="preserve">}</w:t>
+      </w:r>
+    </w:p>
+    <w:p>
+      <w:pPr>
+        <w:spacing w:before="0" w:after="0"/>
+      </w:pPr>
+      <w:r>
+        <w:rPr>
+          <w:rFonts w:ascii="Consolas" w:eastAsia="宋体" w:hAnsi="Consolas" w:cs="Consolas"/>
+          <w:sz w:val="20"/>
+          <w:szCs w:val="20"/>
+        </w:rPr>
+        <w:t xml:space="preserve"/>
+      </w:r>
+    </w:p>
+    <w:p>
+      <w:pPr>
+        <w:spacing w:before="0" w:after="0"/>
+      </w:pPr>
+      <w:r>
+        <w:rPr>
+          <w:rFonts w:ascii="Consolas" w:eastAsia="宋体" w:hAnsi="Consolas" w:cs="Consolas"/>
+          <w:sz w:val="20"/>
+          <w:szCs w:val="20"/>
+        </w:rPr>
+        <w:t xml:space="preserve">server {</w:t>
+      </w:r>
+    </w:p>
+    <w:p>
+      <w:pPr>
+        <w:spacing w:before="0" w:after="0"/>
+      </w:pPr>
+      <w:r>
+        <w:rPr>
+          <w:rFonts w:ascii="Consolas" w:eastAsia="宋体" w:hAnsi="Consolas" w:cs="Consolas"/>
+          <w:sz w:val="20"/>
+          <w:szCs w:val="20"/>
+        </w:rPr>
+        <w:t xml:space="preserve">    listen 443 ssl;</w:t>
+      </w:r>
+    </w:p>
+    <w:p>
+      <w:pPr>
+        <w:spacing w:before="0" w:after="0"/>
+      </w:pPr>
+      <w:r>
+        <w:rPr>
+          <w:rFonts w:ascii="Consolas" w:eastAsia="宋体" w:hAnsi="Consolas" w:cs="Consolas"/>
+          <w:sz w:val="20"/>
+          <w:szCs w:val="20"/>
+        </w:rPr>
+        <w:t xml:space="preserve">    http2 on;</w:t>
+      </w:r>
+    </w:p>
+    <w:p>
+      <w:pPr>
+        <w:spacing w:before="0" w:after="0"/>
+      </w:pPr>
+      <w:r>
+        <w:rPr>
+          <w:rFonts w:ascii="Consolas" w:eastAsia="宋体" w:hAnsi="Consolas" w:cs="Consolas"/>
+          <w:sz w:val="20"/>
+          <w:szCs w:val="20"/>
+        </w:rPr>
+        <w:t xml:space="preserve">    server_name corpus.example.edu;</w:t>
+      </w:r>
+    </w:p>
+    <w:p>
+      <w:pPr>
+        <w:spacing w:before="0" w:after="0"/>
+      </w:pPr>
+      <w:r>
+        <w:rPr>
+          <w:rFonts w:ascii="Consolas" w:eastAsia="宋体" w:hAnsi="Consolas" w:cs="Consolas"/>
+          <w:sz w:val="20"/>
+          <w:szCs w:val="20"/>
+        </w:rPr>
+        <w:t xml:space="preserve">    ssl_certificate     /etc/letsencrypt/live/corpus.example.edu/fullchain.pem;</w:t>
+      </w:r>
+    </w:p>
+    <w:p>
+      <w:pPr>
+        <w:spacing w:before="0" w:after="0"/>
+      </w:pPr>
+      <w:r>
+        <w:rPr>
+          <w:rFonts w:ascii="Consolas" w:eastAsia="宋体" w:hAnsi="Consolas" w:cs="Consolas"/>
+          <w:sz w:val="20"/>
+          <w:szCs w:val="20"/>
+        </w:rPr>
+        <w:t xml:space="preserve">    ssl_certificate_key /etc/letsencrypt/live/corpus.example.edu/privkey.pem;</w:t>
+      </w:r>
+    </w:p>
+    <w:p>
+      <w:pPr>
+        <w:spacing w:before="0" w:after="0"/>
+      </w:pPr>
+      <w:r>
+        <w:rPr>
+          <w:rFonts w:ascii="Consolas" w:eastAsia="宋体" w:hAnsi="Consolas" w:cs="Consolas"/>
+          <w:sz w:val="20"/>
+          <w:szCs w:val="20"/>
+        </w:rPr>
+        <w:t xml:space="preserve">    client_max_body_size 500m;</w:t>
+      </w:r>
+    </w:p>
+    <w:p>
+      <w:pPr>
+        <w:spacing w:before="0" w:after="0"/>
+      </w:pPr>
+      <w:r>
+        <w:rPr>
+          <w:rFonts w:ascii="Consolas" w:eastAsia="宋体" w:hAnsi="Consolas" w:cs="Consolas"/>
+          <w:sz w:val="20"/>
+          <w:szCs w:val="20"/>
+        </w:rPr>
+        <w:t xml:space="preserve"/>
+      </w:r>
+    </w:p>
+    <w:p>
+      <w:pPr>
+        <w:spacing w:before="0" w:after="0"/>
+      </w:pPr>
+      <w:r>
+        <w:rPr>
+          <w:rFonts w:ascii="Consolas" w:eastAsia="宋体" w:hAnsi="Consolas" w:cs="Consolas"/>
+          <w:sz w:val="20"/>
+          <w:szCs w:val="20"/>
+        </w:rPr>
+        <w:t xml:space="preserve">    location / {</w:t>
+      </w:r>
+    </w:p>
+    <w:p>
+      <w:pPr>
+        <w:spacing w:before="0" w:after="0"/>
+      </w:pPr>
+      <w:r>
+        <w:rPr>
+          <w:rFonts w:ascii="Consolas" w:eastAsia="宋体" w:hAnsi="Consolas" w:cs="Consolas"/>
+          <w:sz w:val="20"/>
+          <w:szCs w:val="20"/>
+        </w:rPr>
+        <w:t xml:space="preserve">        proxy_pass http://127.0.0.1:8080;</w:t>
+      </w:r>
+    </w:p>
+    <w:p>
+      <w:pPr>
+        <w:spacing w:before="0" w:after="0"/>
+      </w:pPr>
+      <w:r>
+        <w:rPr>
+          <w:rFonts w:ascii="Consolas" w:eastAsia="宋体" w:hAnsi="Consolas" w:cs="Consolas"/>
+          <w:sz w:val="20"/>
+          <w:szCs w:val="20"/>
+        </w:rPr>
+        <w:t xml:space="preserve">        proxy_set_header Host $host;</w:t>
+      </w:r>
+    </w:p>
+    <w:p>
+      <w:pPr>
+        <w:spacing w:before="0" w:after="0"/>
+      </w:pPr>
+      <w:r>
+        <w:rPr>
+          <w:rFonts w:ascii="Consolas" w:eastAsia="宋体" w:hAnsi="Consolas" w:cs="Consolas"/>
+          <w:sz w:val="20"/>
+          <w:szCs w:val="20"/>
+        </w:rPr>
+        <w:t xml:space="preserve">        proxy_set_header X-Forwarded-For $proxy_add_x_forwarded_for;</w:t>
+      </w:r>
+    </w:p>
+    <w:p>
+      <w:pPr>
+        <w:spacing w:before="0" w:after="0"/>
+      </w:pPr>
+      <w:r>
+        <w:rPr>
+          <w:rFonts w:ascii="Consolas" w:eastAsia="宋体" w:hAnsi="Consolas" w:cs="Consolas"/>
+          <w:sz w:val="20"/>
+          <w:szCs w:val="20"/>
+        </w:rPr>
+        <w:t xml:space="preserve">        proxy_set_header X-Forwarded-Proto https;</w:t>
+      </w:r>
+    </w:p>
+    <w:p>
+      <w:pPr>
+        <w:spacing w:before="0" w:after="0"/>
+      </w:pPr>
+      <w:r>
+        <w:rPr>
+          <w:rFonts w:ascii="Consolas" w:eastAsia="宋体" w:hAnsi="Consolas" w:cs="Consolas"/>
+          <w:sz w:val="20"/>
+          <w:szCs w:val="20"/>
+        </w:rPr>
+        <w:t xml:space="preserve">        proxy_read_timeout 120s;</w:t>
+      </w:r>
+    </w:p>
+    <w:p>
+      <w:pPr>
+        <w:spacing w:before="0" w:after="0"/>
+      </w:pPr>
+      <w:r>
+        <w:rPr>
+          <w:rFonts w:ascii="Consolas" w:eastAsia="宋体" w:hAnsi="Consolas" w:cs="Consolas"/>
+          <w:sz w:val="20"/>
+          <w:szCs w:val="20"/>
+        </w:rPr>
+        <w:t xml:space="preserve">    }</w:t>
+      </w:r>
+    </w:p>
+    <w:p>
+      <w:pPr>
+        <w:spacing w:before="0" w:after="0"/>
+      </w:pPr>
+      <w:r>
+        <w:rPr>
+          <w:rFonts w:ascii="Consolas" w:eastAsia="宋体" w:hAnsi="Consolas" w:cs="Consolas"/>
+          <w:sz w:val="20"/>
+          <w:szCs w:val="20"/>
+        </w:rPr>
+        <w:t xml:space="preserve"/>
+      </w:r>
+    </w:p>
+    <w:p>
+      <w:pPr>
+        <w:spacing w:before="0" w:after="0"/>
+      </w:pPr>
+      <w:r>
+        <w:rPr>
+          <w:rFonts w:ascii="Consolas" w:eastAsia="宋体" w:hAnsi="Consolas" w:cs="Consolas"/>
+          <w:sz w:val="20"/>
+          <w:szCs w:val="20"/>
+        </w:rPr>
+        <w:t xml:space="preserve">    location /agent/ {</w:t>
+      </w:r>
+    </w:p>
+    <w:p>
+      <w:pPr>
+        <w:spacing w:before="0" w:after="0"/>
+      </w:pPr>
+      <w:r>
+        <w:rPr>
+          <w:rFonts w:ascii="Consolas" w:eastAsia="宋体" w:hAnsi="Consolas" w:cs="Consolas"/>
+          <w:sz w:val="20"/>
+          <w:szCs w:val="20"/>
+        </w:rPr>
+        <w:t xml:space="preserve">        proxy_pass http://127.0.0.1:8080;</w:t>
+      </w:r>
+    </w:p>
+    <w:p>
+      <w:pPr>
+        <w:spacing w:before="0" w:after="0"/>
+      </w:pPr>
+      <w:r>
+        <w:rPr>
+          <w:rFonts w:ascii="Consolas" w:eastAsia="宋体" w:hAnsi="Consolas" w:cs="Consolas"/>
+          <w:sz w:val="20"/>
+          <w:szCs w:val="20"/>
+        </w:rPr>
+        <w:t xml:space="preserve">        proxy_http_version 1.1;</w:t>
+      </w:r>
+    </w:p>
+    <w:p>
+      <w:pPr>
+        <w:spacing w:before="0" w:after="0"/>
+      </w:pPr>
+      <w:r>
+        <w:rPr>
+          <w:rFonts w:ascii="Consolas" w:eastAsia="宋体" w:hAnsi="Consolas" w:cs="Consolas"/>
+          <w:sz w:val="20"/>
+          <w:szCs w:val="20"/>
+        </w:rPr>
+        <w:t xml:space="preserve">        proxy_set_header Connection "";</w:t>
+      </w:r>
+    </w:p>
+    <w:p>
+      <w:pPr>
+        <w:spacing w:before="0" w:after="0"/>
+      </w:pPr>
+      <w:r>
+        <w:rPr>
+          <w:rFonts w:ascii="Consolas" w:eastAsia="宋体" w:hAnsi="Consolas" w:cs="Consolas"/>
+          <w:sz w:val="20"/>
+          <w:szCs w:val="20"/>
+        </w:rPr>
+        <w:t xml:space="preserve">        proxy_set_header Host $host;</w:t>
+      </w:r>
+    </w:p>
+    <w:p>
+      <w:pPr>
+        <w:spacing w:before="0" w:after="0"/>
+      </w:pPr>
+      <w:r>
+        <w:rPr>
+          <w:rFonts w:ascii="Consolas" w:eastAsia="宋体" w:hAnsi="Consolas" w:cs="Consolas"/>
+          <w:sz w:val="20"/>
+          <w:szCs w:val="20"/>
+        </w:rPr>
+        <w:t xml:space="preserve">        proxy_set_header X-Forwarded-For $proxy_add_x_forwarded_for;</w:t>
+      </w:r>
+    </w:p>
+    <w:p>
+      <w:pPr>
+        <w:spacing w:before="0" w:after="0"/>
+      </w:pPr>
+      <w:r>
+        <w:rPr>
+          <w:rFonts w:ascii="Consolas" w:eastAsia="宋体" w:hAnsi="Consolas" w:cs="Consolas"/>
+          <w:sz w:val="20"/>
+          <w:szCs w:val="20"/>
+        </w:rPr>
+        <w:t xml:space="preserve">        proxy_set_header X-Forwarded-Proto https;</w:t>
+      </w:r>
+    </w:p>
+    <w:p>
+      <w:pPr>
+        <w:spacing w:before="0" w:after="0"/>
+      </w:pPr>
+      <w:r>
+        <w:rPr>
+          <w:rFonts w:ascii="Consolas" w:eastAsia="宋体" w:hAnsi="Consolas" w:cs="Consolas"/>
+          <w:sz w:val="20"/>
+          <w:szCs w:val="20"/>
+        </w:rPr>
+        <w:t xml:space="preserve">        proxy_buffering off;</w:t>
+      </w:r>
+    </w:p>
+    <w:p>
+      <w:pPr>
+        <w:spacing w:before="0" w:after="0"/>
+      </w:pPr>
+      <w:r>
+        <w:rPr>
+          <w:rFonts w:ascii="Consolas" w:eastAsia="宋体" w:hAnsi="Consolas" w:cs="Consolas"/>
+          <w:sz w:val="20"/>
+          <w:szCs w:val="20"/>
+        </w:rPr>
+        <w:t xml:space="preserve">        proxy_read_timeout 600s;</w:t>
+      </w:r>
+    </w:p>
+    <w:p>
+      <w:pPr>
+        <w:spacing w:before="0" w:after="0"/>
+      </w:pPr>
+      <w:r>
+        <w:rPr>
+          <w:rFonts w:ascii="Consolas" w:eastAsia="宋体" w:hAnsi="Consolas" w:cs="Consolas"/>
+          <w:sz w:val="20"/>
+          <w:szCs w:val="20"/>
+        </w:rPr>
+        <w:t xml:space="preserve">        proxy_send_timeout 600s;</w:t>
+      </w:r>
+    </w:p>
+    <w:p>
+      <w:pPr>
+        <w:spacing w:before="0" w:after="0"/>
+      </w:pPr>
+      <w:r>
+        <w:rPr>
+          <w:rFonts w:ascii="Consolas" w:eastAsia="宋体" w:hAnsi="Consolas" w:cs="Consolas"/>
+          <w:sz w:val="20"/>
+          <w:szCs w:val="20"/>
+        </w:rPr>
+        <w:t xml:space="preserve">    }</w:t>
+      </w:r>
+    </w:p>
+    <w:p>
+      <w:pPr>
+        <w:spacing w:before="0" w:after="0"/>
+      </w:pPr>
+      <w:r>
+        <w:rPr>
+          <w:rFonts w:ascii="Consolas" w:eastAsia="宋体" w:hAnsi="Consolas" w:cs="Consolas"/>
+          <w:sz w:val="20"/>
+          <w:szCs w:val="20"/>
+        </w:rPr>
+        <w:t xml:space="preserve">}</w:t>
+      </w:r>
+    </w:p>
+    <w:p>
+      <w:pPr>
+        <w:pStyle w:val="Heading1"/>
+      </w:pPr>
+      <w:r>
+        <w:rPr>
+          <w:rFonts w:ascii="宋体" w:eastAsia="宋体" w:hAnsi="宋体" w:cs="宋体"/>
+        </w:rPr>
+        <w:t xml:space="preserve">六 运维配置</w:t>
+      </w:r>
+    </w:p>
+    <w:tbl>
+      <w:tblPr>
+        <w:tblW w:type="dxa" w:w="9026"/>
+        <w:tblBorders>
+          <w:top w:val="single" w:color="auto" w:sz="4"/>
+          <w:left w:val="single" w:color="auto" w:sz="4"/>
+          <w:bottom w:val="single" w:color="auto" w:sz="4"/>
+          <w:right w:val="single" w:color="auto" w:sz="4"/>
+          <w:insideH w:val="single" w:color="auto" w:sz="4"/>
+          <w:insideV w:val="single" w:color="auto" w:sz="4"/>
+        </w:tblBorders>
+      </w:tblPr>
+      <w:tblGrid>
+        <w:gridCol w:w="3008"/>
+        <w:gridCol w:w="3008"/>
+        <w:gridCol w:w="3010"/>
+      </w:tblGrid>
+      <w:tr>
+        <w:trPr>
+          <w:tblHeader/>
+        </w:trPr>
+        <w:tc>
+          <w:tcPr>
+            <w:tcW w:type="dxa" w:w="3008"/>
+            <w:tcBorders>
+              <w:top w:val="single" w:color="000000" w:sz="4"/>
+              <w:left w:val="single" w:color="000000" w:sz="4"/>
+              <w:bottom w:val="single" w:color="000000" w:sz="4"/>
+              <w:right w:val="single" w:color="000000" w:sz="4"/>
+            </w:tcBorders>
+          </w:tcPr>
+          <w:p>
+            <w:pPr>
+              <w:spacing w:before="40" w:after="40"/>
+            </w:pPr>
+            <w:r>
+              <w:rPr>
+                <w:rFonts w:ascii="宋体" w:eastAsia="宋体" w:hAnsi="宋体" w:cs="宋体"/>
+                <w:b/>
+                <w:bCs/>
+              </w:rPr>
+              <w:t xml:space="preserve">项目</w:t>
+            </w:r>
+          </w:p>
+        </w:tc>
+        <w:tc>
+          <w:tcPr>
+            <w:tcW w:type="dxa" w:w="3008"/>
+            <w:tcBorders>
+              <w:top w:val="single" w:color="000000" w:sz="4"/>
+              <w:left w:val="single" w:color="000000" w:sz="4"/>
+              <w:bottom w:val="single" w:color="000000" w:sz="4"/>
+              <w:right w:val="single" w:color="000000" w:sz="4"/>
+            </w:tcBorders>
+          </w:tcPr>
+          <w:p>
+            <w:pPr>
+              <w:spacing w:before="40" w:after="40"/>
+            </w:pPr>
+            <w:r>
+              <w:rPr>
+                <w:rFonts w:ascii="宋体" w:eastAsia="宋体" w:hAnsi="宋体" w:cs="宋体"/>
+                <w:b/>
+                <w:bCs/>
+              </w:rPr>
+              <w:t xml:space="preserve">配置</w:t>
+            </w:r>
+          </w:p>
+        </w:tc>
+        <w:tc>
+          <w:tcPr>
+            <w:tcW w:type="dxa" w:w="3010"/>
+            <w:tcBorders>
+              <w:top w:val="single" w:color="000000" w:sz="4"/>
+              <w:left w:val="single" w:color="000000" w:sz="4"/>
+              <w:bottom w:val="single" w:color="000000" w:sz="4"/>
+              <w:right w:val="single" w:color="000000" w:sz="4"/>
+            </w:tcBorders>
+          </w:tcPr>
+          <w:p>
+            <w:pPr>
+              <w:spacing w:before="40" w:after="40"/>
+            </w:pPr>
+            <w:r>
+              <w:rPr>
+                <w:rFonts w:ascii="宋体" w:eastAsia="宋体" w:hAnsi="宋体" w:cs="宋体"/>
+                <w:b/>
+                <w:bCs/>
+              </w:rPr>
+              <w:t xml:space="preserve">位置</w:t>
+            </w:r>
+          </w:p>
+        </w:tc>
+      </w:tr>
+      <w:tr>
+        <w:trPr>
+          <w:tblHeader w:val="false"/>
+        </w:trPr>
+        <w:tc>
+          <w:tcPr>
+            <w:tcW w:type="dxa" w:w="3008"/>
+            <w:tcBorders>
+              <w:top w:val="single" w:color="000000" w:sz="4"/>
+              <w:left w:val="single" w:color="000000" w:sz="4"/>
+              <w:bottom w:val="single" w:color="000000" w:sz="4"/>
+              <w:right w:val="single" w:color="000000" w:sz="4"/>
+            </w:tcBorders>
+          </w:tcPr>
+          <w:p>
+            <w:pPr>
+              <w:spacing w:before="40" w:after="40"/>
+            </w:pPr>
+            <w:r>
+              <w:rPr>
+                <w:rFonts w:ascii="宋体" w:eastAsia="宋体" w:hAnsi="宋体" w:cs="宋体"/>
+              </w:rPr>
+              <w:t xml:space="preserve">自动重启</w:t>
+            </w:r>
+          </w:p>
+        </w:tc>
+        <w:tc>
+          <w:tcPr>
+            <w:tcW w:type="dxa" w:w="3008"/>
+            <w:tcBorders>
+              <w:top w:val="single" w:color="000000" w:sz="4"/>
+              <w:left w:val="single" w:color="000000" w:sz="4"/>
+              <w:bottom w:val="single" w:color="000000" w:sz="4"/>
+              <w:right w:val="single" w:color="000000" w:sz="4"/>
+            </w:tcBorders>
+          </w:tcPr>
+          <w:p>
+            <w:pPr>
+              <w:spacing w:before="40" w:after="40"/>
+            </w:pPr>
+            <w:r>
+              <w:rPr>
+                <w:rFonts w:ascii="宋体" w:eastAsia="宋体" w:hAnsi="宋体" w:cs="宋体"/>
+              </w:rPr>
+              <w:t xml:space="preserve">postgres、api、worker、worker-light、agent、web 为 </w:t>
+            </w:r>
+            <w:r>
+              <w:rPr>
+                <w:rFonts w:ascii="Consolas" w:eastAsia="宋体" w:hAnsi="Consolas" w:cs="Consolas"/>
+              </w:rPr>
+              <w:t xml:space="preserve">restart: unless-stopped</w:t>
+            </w:r>
+            <w:r>
+              <w:rPr>
+                <w:rFonts w:ascii="宋体" w:eastAsia="宋体" w:hAnsi="宋体" w:cs="宋体"/>
+              </w:rPr>
+              <w:t xml:space="preserve">；手动 </w:t>
+            </w:r>
+            <w:r>
+              <w:rPr>
+                <w:rFonts w:ascii="Consolas" w:eastAsia="宋体" w:hAnsi="Consolas" w:cs="Consolas"/>
+              </w:rPr>
+              <w:t xml:space="preserve">stop</w:t>
+            </w:r>
+            <w:r>
+              <w:rPr>
+                <w:rFonts w:ascii="宋体" w:eastAsia="宋体" w:hAnsi="宋体" w:cs="宋体"/>
+              </w:rPr>
+              <w:t xml:space="preserve"> 后不自动拉起</w:t>
+            </w:r>
+          </w:p>
+        </w:tc>
+        <w:tc>
+          <w:tcPr>
+            <w:tcW w:type="dxa" w:w="3010"/>
+            <w:tcBorders>
+              <w:top w:val="single" w:color="000000" w:sz="4"/>
+              <w:left w:val="single" w:color="000000" w:sz="4"/>
+              <w:bottom w:val="single" w:color="000000" w:sz="4"/>
+              <w:right w:val="single" w:color="000000" w:sz="4"/>
+            </w:tcBorders>
+          </w:tcPr>
+          <w:p>
+            <w:pPr>
+              <w:spacing w:before="40" w:after="40"/>
+            </w:pPr>
+            <w:r>
+              <w:rPr>
+                <w:rFonts w:ascii="Consolas" w:eastAsia="宋体" w:hAnsi="Consolas" w:cs="Consolas"/>
+              </w:rPr>
+              <w:t xml:space="preserve">deploy/compose.yaml</w:t>
+            </w:r>
+          </w:p>
+        </w:tc>
+      </w:tr>
+      <w:tr>
+        <w:trPr>
+          <w:tblHeader w:val="false"/>
+        </w:trPr>
+        <w:tc>
+          <w:tcPr>
+            <w:tcW w:type="dxa" w:w="3008"/>
+            <w:tcBorders>
+              <w:top w:val="single" w:color="000000" w:sz="4"/>
+              <w:left w:val="single" w:color="000000" w:sz="4"/>
+              <w:bottom w:val="single" w:color="000000" w:sz="4"/>
+              <w:right w:val="single" w:color="000000" w:sz="4"/>
+            </w:tcBorders>
+          </w:tcPr>
+          <w:p>
+            <w:pPr>
+              <w:spacing w:before="40" w:after="40"/>
+            </w:pPr>
+            <w:r>
+              <w:rPr>
+                <w:rFonts w:ascii="宋体" w:eastAsia="宋体" w:hAnsi="宋体" w:cs="宋体"/>
+              </w:rPr>
+              <w:t xml:space="preserve">日志上限</w:t>
+            </w:r>
+          </w:p>
+        </w:tc>
+        <w:tc>
+          <w:tcPr>
+            <w:tcW w:type="dxa" w:w="3008"/>
+            <w:tcBorders>
+              <w:top w:val="single" w:color="000000" w:sz="4"/>
+              <w:left w:val="single" w:color="000000" w:sz="4"/>
+              <w:bottom w:val="single" w:color="000000" w:sz="4"/>
+              <w:right w:val="single" w:color="000000" w:sz="4"/>
+            </w:tcBorders>
+          </w:tcPr>
+          <w:p>
+            <w:pPr>
+              <w:spacing w:before="40" w:after="40"/>
+            </w:pPr>
+            <w:r>
+              <w:rPr>
+                <w:rFonts w:ascii="宋体" w:eastAsia="宋体" w:hAnsi="宋体" w:cs="宋体"/>
+              </w:rPr>
+              <w:t xml:space="preserve">json-file，单文件 20 MB，每容器保留 5 个</w:t>
+            </w:r>
+          </w:p>
+        </w:tc>
+        <w:tc>
+          <w:tcPr>
+            <w:tcW w:type="dxa" w:w="3010"/>
+            <w:tcBorders>
+              <w:top w:val="single" w:color="000000" w:sz="4"/>
+              <w:left w:val="single" w:color="000000" w:sz="4"/>
+              <w:bottom w:val="single" w:color="000000" w:sz="4"/>
+              <w:right w:val="single" w:color="000000" w:sz="4"/>
+            </w:tcBorders>
+          </w:tcPr>
+          <w:p>
+            <w:pPr>
+              <w:spacing w:before="40" w:after="40"/>
+            </w:pPr>
+            <w:r>
+              <w:rPr>
+                <w:rFonts w:ascii="Consolas" w:eastAsia="宋体" w:hAnsi="Consolas" w:cs="Consolas"/>
+              </w:rPr>
+              <w:t xml:space="preserve">deploy/compose.yaml</w:t>
+            </w:r>
+          </w:p>
+        </w:tc>
+      </w:tr>
+      <w:tr>
+        <w:trPr>
+          <w:tblHeader w:val="false"/>
+        </w:trPr>
+        <w:tc>
+          <w:tcPr>
+            <w:tcW w:type="dxa" w:w="3008"/>
+            <w:tcBorders>
+              <w:top w:val="single" w:color="000000" w:sz="4"/>
+              <w:left w:val="single" w:color="000000" w:sz="4"/>
+              <w:bottom w:val="single" w:color="000000" w:sz="4"/>
+              <w:right w:val="single" w:color="000000" w:sz="4"/>
+            </w:tcBorders>
+          </w:tcPr>
+          <w:p>
+            <w:pPr>
+              <w:spacing w:before="40" w:after="40"/>
+            </w:pPr>
+            <w:r>
+              <w:rPr>
+                <w:rFonts w:ascii="宋体" w:eastAsia="宋体" w:hAnsi="宋体" w:cs="宋体"/>
+              </w:rPr>
+              <w:t xml:space="preserve">登录限流</w:t>
+            </w:r>
+          </w:p>
+        </w:tc>
+        <w:tc>
+          <w:tcPr>
+            <w:tcW w:type="dxa" w:w="3008"/>
+            <w:tcBorders>
+              <w:top w:val="single" w:color="000000" w:sz="4"/>
+              <w:left w:val="single" w:color="000000" w:sz="4"/>
+              <w:bottom w:val="single" w:color="000000" w:sz="4"/>
+              <w:right w:val="single" w:color="000000" w:sz="4"/>
+            </w:tcBorders>
+          </w:tcPr>
+          <w:p>
+            <w:pPr>
+              <w:spacing w:before="40" w:after="40"/>
+            </w:pPr>
+            <w:r>
+              <w:rPr>
+                <w:rFonts w:ascii="Consolas" w:eastAsia="宋体" w:hAnsi="Consolas" w:cs="Consolas"/>
+              </w:rPr>
+              <w:t xml:space="preserve">POST /api/auth/login</w:t>
+            </w:r>
+            <w:r>
+              <w:rPr>
+                <w:rFonts w:ascii="宋体" w:eastAsia="宋体" w:hAnsi="宋体" w:cs="宋体"/>
+              </w:rPr>
+              <w:t xml:space="preserve"> 每个客户端 IP 每分钟 10 次，可突发 5 次；超出返回 429 </w:t>
+            </w:r>
+            <w:r>
+              <w:rPr>
+                <w:rFonts w:ascii="Consolas" w:eastAsia="宋体" w:hAnsi="Consolas" w:cs="Consolas"/>
+              </w:rPr>
+              <w:t xml:space="preserve">LOGIN_RATE_LIMITED</w:t>
+            </w:r>
+            <w:r>
+              <w:rPr>
+                <w:rFonts w:ascii="宋体" w:eastAsia="宋体" w:hAnsi="宋体" w:cs="宋体"/>
+              </w:rPr>
+              <w:t xml:space="preserve">（"登录尝试过多，请 1 分钟后再试"）</w:t>
+            </w:r>
+          </w:p>
+        </w:tc>
+        <w:tc>
+          <w:tcPr>
+            <w:tcW w:type="dxa" w:w="3010"/>
+            <w:tcBorders>
+              <w:top w:val="single" w:color="000000" w:sz="4"/>
+              <w:left w:val="single" w:color="000000" w:sz="4"/>
+              <w:bottom w:val="single" w:color="000000" w:sz="4"/>
+              <w:right w:val="single" w:color="000000" w:sz="4"/>
+            </w:tcBorders>
+          </w:tcPr>
+          <w:p>
+            <w:pPr>
+              <w:spacing w:before="40" w:after="40"/>
+            </w:pPr>
+            <w:r>
+              <w:rPr>
+                <w:rFonts w:ascii="Consolas" w:eastAsia="宋体" w:hAnsi="Consolas" w:cs="Consolas"/>
+              </w:rPr>
+              <w:t xml:space="preserve">deploy/nginx.conf</w:t>
+            </w:r>
+          </w:p>
+        </w:tc>
+      </w:tr>
+      <w:tr>
+        <w:trPr>
+          <w:tblHeader w:val="false"/>
+        </w:trPr>
+        <w:tc>
+          <w:tcPr>
+            <w:tcW w:type="dxa" w:w="3008"/>
+            <w:tcBorders>
+              <w:top w:val="single" w:color="000000" w:sz="4"/>
+              <w:left w:val="single" w:color="000000" w:sz="4"/>
+              <w:bottom w:val="single" w:color="000000" w:sz="4"/>
+              <w:right w:val="single" w:color="000000" w:sz="4"/>
+            </w:tcBorders>
+          </w:tcPr>
+          <w:p>
+            <w:pPr>
+              <w:spacing w:before="40" w:after="40"/>
+            </w:pPr>
+            <w:r>
+              <w:rPr>
+                <w:rFonts w:ascii="宋体" w:eastAsia="宋体" w:hAnsi="宋体" w:cs="宋体"/>
+              </w:rPr>
+              <w:t xml:space="preserve">真实 IP</w:t>
+            </w:r>
+          </w:p>
+        </w:tc>
+        <w:tc>
+          <w:tcPr>
+            <w:tcW w:type="dxa" w:w="3008"/>
+            <w:tcBorders>
+              <w:top w:val="single" w:color="000000" w:sz="4"/>
+              <w:left w:val="single" w:color="000000" w:sz="4"/>
+              <w:bottom w:val="single" w:color="000000" w:sz="4"/>
+              <w:right w:val="single" w:color="000000" w:sz="4"/>
+            </w:tcBorders>
+          </w:tcPr>
+          <w:p>
+            <w:pPr>
+              <w:spacing w:before="40" w:after="40"/>
+            </w:pPr>
+            <w:r>
+              <w:rPr>
+                <w:rFonts w:ascii="宋体" w:eastAsia="宋体" w:hAnsi="宋体" w:cs="宋体"/>
+              </w:rPr>
+              <w:t xml:space="preserve">来自 127.0.0.1 与私网段（10/8、172.16/12、192.168/16）的请求取 </w:t>
+            </w:r>
+            <w:r>
+              <w:rPr>
+                <w:rFonts w:ascii="Consolas" w:eastAsia="宋体" w:hAnsi="Consolas" w:cs="Consolas"/>
+              </w:rPr>
+              <w:t xml:space="preserve">X-Forwarded-For</w:t>
+            </w:r>
+            <w:r>
+              <w:rPr>
+                <w:rFonts w:ascii="宋体" w:eastAsia="宋体" w:hAnsi="宋体" w:cs="宋体"/>
+              </w:rPr>
+              <w:t xml:space="preserve"> 最后一个地址</w:t>
+            </w:r>
+          </w:p>
+        </w:tc>
+        <w:tc>
+          <w:tcPr>
+            <w:tcW w:type="dxa" w:w="3010"/>
+            <w:tcBorders>
+              <w:top w:val="single" w:color="000000" w:sz="4"/>
+              <w:left w:val="single" w:color="000000" w:sz="4"/>
+              <w:bottom w:val="single" w:color="000000" w:sz="4"/>
+              <w:right w:val="single" w:color="000000" w:sz="4"/>
+            </w:tcBorders>
+          </w:tcPr>
+          <w:p>
+            <w:pPr>
+              <w:spacing w:before="40" w:after="40"/>
+            </w:pPr>
+            <w:r>
+              <w:rPr>
+                <w:rFonts w:ascii="Consolas" w:eastAsia="宋体" w:hAnsi="Consolas" w:cs="Consolas"/>
+              </w:rPr>
+              <w:t xml:space="preserve">deploy/nginx.conf</w:t>
+            </w:r>
+          </w:p>
+        </w:tc>
+      </w:tr>
+      <w:tr>
+        <w:trPr>
+          <w:tblHeader w:val="false"/>
+        </w:trPr>
+        <w:tc>
+          <w:tcPr>
+            <w:tcW w:type="dxa" w:w="3008"/>
+            <w:tcBorders>
+              <w:top w:val="single" w:color="000000" w:sz="4"/>
+              <w:left w:val="single" w:color="000000" w:sz="4"/>
+              <w:bottom w:val="single" w:color="000000" w:sz="4"/>
+              <w:right w:val="single" w:color="000000" w:sz="4"/>
+            </w:tcBorders>
+          </w:tcPr>
+          <w:p>
+            <w:pPr>
+              <w:spacing w:before="40" w:after="40"/>
+            </w:pPr>
+            <w:r>
+              <w:rPr>
+                <w:rFonts w:ascii="宋体" w:eastAsia="宋体" w:hAnsi="宋体" w:cs="宋体"/>
+              </w:rPr>
+              <w:t xml:space="preserve">接口文档</w:t>
+            </w:r>
+          </w:p>
+        </w:tc>
+        <w:tc>
+          <w:tcPr>
+            <w:tcW w:type="dxa" w:w="3008"/>
+            <w:tcBorders>
+              <w:top w:val="single" w:color="000000" w:sz="4"/>
+              <w:left w:val="single" w:color="000000" w:sz="4"/>
+              <w:bottom w:val="single" w:color="000000" w:sz="4"/>
+              <w:right w:val="single" w:color="000000" w:sz="4"/>
+            </w:tcBorders>
+          </w:tcPr>
+          <w:p>
+            <w:pPr>
+              <w:spacing w:before="40" w:after="40"/>
+            </w:pPr>
+            <w:r>
+              <w:rPr>
+                <w:rFonts w:ascii="Consolas" w:eastAsia="宋体" w:hAnsi="Consolas" w:cs="Consolas"/>
+              </w:rPr>
+              <w:t xml:space="preserve">/api/docs</w:t>
+            </w:r>
+            <w:r>
+              <w:rPr>
+                <w:rFonts w:ascii="宋体" w:eastAsia="宋体" w:hAnsi="宋体" w:cs="宋体"/>
+              </w:rPr>
+              <w:t xml:space="preserve">、</w:t>
+            </w:r>
+            <w:r>
+              <w:rPr>
+                <w:rFonts w:ascii="Consolas" w:eastAsia="宋体" w:hAnsi="Consolas" w:cs="Consolas"/>
+              </w:rPr>
+              <w:t xml:space="preserve">/api/openapi.json</w:t>
+            </w:r>
+            <w:r>
+              <w:rPr>
+                <w:rFonts w:ascii="宋体" w:eastAsia="宋体" w:hAnsi="宋体" w:cs="宋体"/>
+              </w:rPr>
+              <w:t xml:space="preserve"> 在 nginx 返回 404</w:t>
+            </w:r>
+          </w:p>
+        </w:tc>
+        <w:tc>
+          <w:tcPr>
+            <w:tcW w:type="dxa" w:w="3010"/>
+            <w:tcBorders>
+              <w:top w:val="single" w:color="000000" w:sz="4"/>
+              <w:left w:val="single" w:color="000000" w:sz="4"/>
+              <w:bottom w:val="single" w:color="000000" w:sz="4"/>
+              <w:right w:val="single" w:color="000000" w:sz="4"/>
+            </w:tcBorders>
+          </w:tcPr>
+          <w:p>
+            <w:pPr>
+              <w:spacing w:before="40" w:after="40"/>
+            </w:pPr>
+            <w:r>
+              <w:rPr>
+                <w:rFonts w:ascii="Consolas" w:eastAsia="宋体" w:hAnsi="Consolas" w:cs="Consolas"/>
+              </w:rPr>
+              <w:t xml:space="preserve">deploy/nginx.conf</w:t>
+            </w:r>
+          </w:p>
+        </w:tc>
+      </w:tr>
+    </w:tbl>
+    <w:p>
+      <w:pPr>
+        <w:spacing w:before="0" w:after="0"/>
+      </w:pPr>
+    </w:p>
+    <w:p>
+      <w:r>
+        <w:rPr>
+          <w:rFonts w:ascii="宋体" w:eastAsia="宋体" w:hAnsi="宋体" w:cs="宋体"/>
+        </w:rPr>
+        <w:t xml:space="preserve">nginx 把 </w:t>
+      </w:r>
+      <w:r>
+        <w:rPr>
+          <w:rFonts w:ascii="Consolas" w:eastAsia="宋体" w:hAnsi="Consolas" w:cs="Consolas"/>
+        </w:rPr>
+        <w:t xml:space="preserve">/api/</w:t>
+      </w:r>
+      <w:r>
+        <w:rPr>
+          <w:rFonts w:ascii="宋体" w:eastAsia="宋体" w:hAnsi="宋体" w:cs="宋体"/>
+        </w:rPr>
+        <w:t xml:space="preserve"> 反代到 api、</w:t>
+      </w:r>
+      <w:r>
+        <w:rPr>
+          <w:rFonts w:ascii="Consolas" w:eastAsia="宋体" w:hAnsi="Consolas" w:cs="Consolas"/>
+        </w:rPr>
+        <w:t xml:space="preserve">/agent/</w:t>
+      </w:r>
+      <w:r>
+        <w:rPr>
+          <w:rFonts w:ascii="宋体" w:eastAsia="宋体" w:hAnsi="宋体" w:cs="宋体"/>
+        </w:rPr>
+        <w:t xml:space="preserve"> 反代到 agent（SSE：关闭缓冲，600 秒超时），</w:t>
+      </w:r>
+      <w:r>
+        <w:rPr>
+          <w:rFonts w:ascii="Consolas" w:eastAsia="宋体" w:hAnsi="Consolas" w:cs="Consolas"/>
+        </w:rPr>
+        <w:t xml:space="preserve">index.html</w:t>
+      </w:r>
+      <w:r>
+        <w:rPr>
+          <w:rFonts w:ascii="宋体" w:eastAsia="宋体" w:hAnsi="宋体" w:cs="宋体"/>
+        </w:rPr>
+        <w:t xml:space="preserve"> 不缓存。</w:t>
+      </w:r>
+    </w:p>
+    <w:p>
+      <w:pPr>
+        <w:pStyle w:val="Heading1"/>
+      </w:pPr>
+      <w:r>
+        <w:rPr>
+          <w:rFonts w:ascii="宋体" w:eastAsia="宋体" w:hAnsi="宋体" w:cs="宋体"/>
+        </w:rPr>
+        <w:t xml:space="preserve">七 升级</w:t>
+      </w:r>
+    </w:p>
+    <w:p>
+      <w:pPr>
+        <w:spacing w:before="0" w:after="0"/>
+      </w:pPr>
+      <w:r>
+        <w:rPr>
+          <w:rFonts w:ascii="Consolas" w:eastAsia="宋体" w:hAnsi="Consolas" w:cs="Consolas"/>
+          <w:sz w:val="20"/>
+          <w:szCs w:val="20"/>
+        </w:rPr>
+        <w:t xml:space="preserve">git pull</w:t>
+      </w:r>
+    </w:p>
+    <w:p>
+      <w:pPr>
+        <w:spacing w:before="0" w:after="0"/>
+      </w:pPr>
+      <w:r>
+        <w:rPr>
+          <w:rFonts w:ascii="Consolas" w:eastAsia="宋体" w:hAnsi="Consolas" w:cs="Consolas"/>
+          <w:sz w:val="20"/>
+          <w:szCs w:val="20"/>
+        </w:rPr>
+        <w:t xml:space="preserve">npm run web:build</w:t>
+      </w:r>
+    </w:p>
+    <w:p>
+      <w:pPr>
+        <w:spacing w:before="0" w:after="0"/>
+      </w:pPr>
+      <w:r>
+        <w:rPr>
+          <w:rFonts w:ascii="Consolas" w:eastAsia="宋体" w:hAnsi="Consolas" w:cs="Consolas"/>
+          <w:sz w:val="20"/>
+          <w:szCs w:val="20"/>
+        </w:rPr>
         <w:t xml:space="preserve">docker compose --env-file deploy/.env -f deploy/compose.yaml up -d --build</w:t>
       </w:r>
     </w:p>
@@ -2337,7 +4234,7 @@
         <w:rPr>
           <w:rFonts w:ascii="宋体" w:eastAsia="宋体" w:hAnsi="宋体" w:cs="宋体"/>
         </w:rPr>
-        <w:t xml:space="preserve">迁移随 api 启动自动执行；升级前先备份（第六节）。向量模型版本变更时知识库需重新向量化（文献页"重新导入"或后台任务）。</w:t>
+        <w:t xml:space="preserve">迁移随 api 启动自动执行；升级前先备份（第八节）。向量模型版本变更时知识库需重新向量化（文献页"重新导入"或后台任务）。</w:t>
       </w:r>
     </w:p>
     <w:p>
@@ -2348,7 +4245,7 @@
         <w:rPr>
           <w:rFonts w:ascii="宋体" w:eastAsia="宋体" w:hAnsi="宋体" w:cs="宋体"/>
         </w:rPr>
-        <w:t xml:space="preserve">六 备份与恢复</w:t>
+        <w:t xml:space="preserve">八 备份与恢复</w:t>
       </w:r>
     </w:p>
     <w:p>
@@ -3074,6 +4971,112 @@
         <w:rPr>
           <w:rFonts w:ascii="宋体" w:eastAsia="宋体" w:hAnsi="宋体" w:cs="宋体"/>
         </w:rPr>
+        <w:t xml:space="preserve">定时备份</w:t>
+      </w:r>
+    </w:p>
+    <w:p>
+      <w:r>
+        <w:rPr>
+          <w:rFonts w:ascii="Consolas" w:eastAsia="宋体" w:hAnsi="Consolas" w:cs="Consolas"/>
+        </w:rPr>
+        <w:t xml:space="preserve">crontab -e</w:t>
+      </w:r>
+      <w:r>
+        <w:rPr>
+          <w:rFonts w:ascii="宋体" w:eastAsia="宋体" w:hAnsi="宋体" w:cs="宋体"/>
+        </w:rPr>
+        <w:t xml:space="preserve">（仓库在 </w:t>
+      </w:r>
+      <w:r>
+        <w:rPr>
+          <w:rFonts w:ascii="Consolas" w:eastAsia="宋体" w:hAnsi="Consolas" w:cs="Consolas"/>
+        </w:rPr>
+        <w:t xml:space="preserve">/opt/CorpusDesktop</w:t>
+      </w:r>
+      <w:r>
+        <w:rPr>
+          <w:rFonts w:ascii="宋体" w:eastAsia="宋体" w:hAnsi="宋体" w:cs="宋体"/>
+        </w:rPr>
+        <w:t xml:space="preserve">，每天 03:00 备份到 </w:t>
+      </w:r>
+      <w:r>
+        <w:rPr>
+          <w:rFonts w:ascii="Consolas" w:eastAsia="宋体" w:hAnsi="Consolas" w:cs="Consolas"/>
+        </w:rPr>
+        <w:t xml:space="preserve">/backup/corpus/日期</w:t>
+      </w:r>
+      <w:r>
+        <w:rPr>
+          <w:rFonts w:ascii="宋体" w:eastAsia="宋体" w:hAnsi="宋体" w:cs="宋体"/>
+        </w:rPr>
+        <w:t xml:space="preserve">，删除 14 天前的备份；crontab 中 </w:t>
+      </w:r>
+      <w:r>
+        <w:rPr>
+          <w:rFonts w:ascii="Consolas" w:eastAsia="宋体" w:hAnsi="Consolas" w:cs="Consolas"/>
+        </w:rPr>
+        <w:t xml:space="preserve">%</w:t>
+      </w:r>
+      <w:r>
+        <w:rPr>
+          <w:rFonts w:ascii="宋体" w:eastAsia="宋体" w:hAnsi="宋体" w:cs="宋体"/>
+        </w:rPr>
+        <w:t xml:space="preserve"> 须写成 </w:t>
+      </w:r>
+      <w:r>
+        <w:rPr>
+          <w:rFonts w:ascii="Consolas" w:eastAsia="宋体" w:hAnsi="Consolas" w:cs="Consolas"/>
+        </w:rPr>
+        <w:t xml:space="preserve">\%</w:t>
+      </w:r>
+      <w:r>
+        <w:rPr>
+          <w:rFonts w:ascii="宋体" w:eastAsia="宋体" w:hAnsi="宋体" w:cs="宋体"/>
+        </w:rPr>
+        <w:t xml:space="preserve">）：</w:t>
+      </w:r>
+    </w:p>
+    <w:p>
+      <w:pPr>
+        <w:spacing w:before="0" w:after="0"/>
+      </w:pPr>
+      <w:r>
+        <w:rPr>
+          <w:rFonts w:ascii="Consolas" w:eastAsia="宋体" w:hAnsi="Consolas" w:cs="Consolas"/>
+          <w:sz w:val="20"/>
+          <w:szCs w:val="20"/>
+        </w:rPr>
+        <w:t xml:space="preserve">0 3 * * * cd /opt/CorpusDesktop &amp;&amp; bash scripts/backup.sh /backup/corpus/$(date +\%Y\%m\%d) &gt;&gt; /var/log/corpus-backup.log 2&gt;&amp;1 &amp;&amp; find /backup/corpus -mindepth 1 -maxdepth 1 -type d -mtime +14 -exec rm -rf {} +</w:t>
+      </w:r>
+    </w:p>
+    <w:p>
+      <w:r>
+        <w:rPr>
+          <w:rFonts w:ascii="宋体" w:eastAsia="宋体" w:hAnsi="宋体" w:cs="宋体"/>
+        </w:rPr>
+        <w:t xml:space="preserve">cron 用户须能执行 docker；</w:t>
+      </w:r>
+      <w:r>
+        <w:rPr>
+          <w:rFonts w:ascii="Consolas" w:eastAsia="宋体" w:hAnsi="Consolas" w:cs="Consolas"/>
+        </w:rPr>
+        <w:t xml:space="preserve">/backup</w:t>
+      </w:r>
+      <w:r>
+        <w:rPr>
+          <w:rFonts w:ascii="宋体" w:eastAsia="宋体" w:hAnsi="宋体" w:cs="宋体"/>
+        </w:rPr>
+        <w:t xml:space="preserve"> 宜在另一块磁盘或定期同步到异地。</w:t>
+      </w:r>
+    </w:p>
+    <w:p>
+      <w:pPr>
+        <w:pStyle w:val="Heading2"/>
+      </w:pPr>
+      <w:r>
+        <w:rPr>
+          <w:rFonts w:ascii="宋体" w:eastAsia="宋体" w:hAnsi="宋体" w:cs="宋体"/>
+        </w:rPr>
         <w:t xml:space="preserve">恢复</w:t>
       </w:r>
     </w:p>
@@ -3711,7 +5714,7 @@
         <w:rPr>
           <w:rFonts w:ascii="宋体" w:eastAsia="宋体" w:hAnsi="宋体" w:cs="宋体"/>
         </w:rPr>
-        <w:t xml:space="preserve">七 常见故障</w:t>
+        <w:t xml:space="preserve">九 常见故障</w:t>
       </w:r>
     </w:p>
     <w:tbl>
@@ -3933,41 +5936,59 @@
               <w:rPr>
                 <w:rFonts w:ascii="宋体" w:eastAsia="宋体" w:hAnsi="宋体" w:cs="宋体"/>
               </w:rPr>
-              <w:t xml:space="preserve">助手提示"尚未配置模型"</w:t>
-            </w:r>
-          </w:p>
-        </w:tc>
-        <w:tc>
-          <w:tcPr>
-            <w:tcW w:type="dxa" w:w="4513"/>
-            <w:tcBorders>
-              <w:top w:val="single" w:color="000000" w:sz="4"/>
-              <w:left w:val="single" w:color="000000" w:sz="4"/>
-              <w:bottom w:val="single" w:color="000000" w:sz="4"/>
-              <w:right w:val="single" w:color="000000" w:sz="4"/>
-            </w:tcBorders>
-          </w:tcPr>
-          <w:p>
-            <w:pPr>
-              <w:spacing w:before="40" w:after="40"/>
-            </w:pPr>
-            <w:r>
-              <w:rPr>
-                <w:rFonts w:ascii="Consolas" w:eastAsia="宋体" w:hAnsi="Consolas" w:cs="Consolas"/>
-              </w:rPr>
-              <w:t xml:space="preserve">.env</w:t>
-            </w:r>
-            <w:r>
-              <w:rPr>
-                <w:rFonts w:ascii="宋体" w:eastAsia="宋体" w:hAnsi="宋体" w:cs="宋体"/>
-              </w:rPr>
-              <w:t xml:space="preserve"> 缺 MODEL_*；修改后 </w:t>
-            </w:r>
-            <w:r>
-              <w:rPr>
-                <w:rFonts w:ascii="Consolas" w:eastAsia="宋体" w:hAnsi="Consolas" w:cs="Consolas"/>
-              </w:rPr>
-              <w:t xml:space="preserve">up -d agent worker</w:t>
+              <w:t xml:space="preserve">启用 HTTPS 后 403 </w:t>
+            </w:r>
+            <w:r>
+              <w:rPr>
+                <w:rFonts w:ascii="Consolas" w:eastAsia="宋体" w:hAnsi="Consolas" w:cs="Consolas"/>
+              </w:rPr>
+              <w:t xml:space="preserve">ORIGIN_REJECTED</w:t>
+            </w:r>
+          </w:p>
+        </w:tc>
+        <w:tc>
+          <w:tcPr>
+            <w:tcW w:type="dxa" w:w="4513"/>
+            <w:tcBorders>
+              <w:top w:val="single" w:color="000000" w:sz="4"/>
+              <w:left w:val="single" w:color="000000" w:sz="4"/>
+              <w:bottom w:val="single" w:color="000000" w:sz="4"/>
+              <w:right w:val="single" w:color="000000" w:sz="4"/>
+            </w:tcBorders>
+          </w:tcPr>
+          <w:p>
+            <w:pPr>
+              <w:spacing w:before="40" w:after="40"/>
+            </w:pPr>
+            <w:r>
+              <w:rPr>
+                <w:rFonts w:ascii="Consolas" w:eastAsia="宋体" w:hAnsi="Consolas" w:cs="Consolas"/>
+              </w:rPr>
+              <w:t xml:space="preserve">PUBLIC_ORIGIN</w:t>
+            </w:r>
+            <w:r>
+              <w:rPr>
+                <w:rFonts w:ascii="宋体" w:eastAsia="宋体" w:hAnsi="宋体" w:cs="宋体"/>
+              </w:rPr>
+              <w:t xml:space="preserve"> 仍是 http 地址；改为 </w:t>
+            </w:r>
+            <w:r>
+              <w:rPr>
+                <w:rFonts w:ascii="Consolas" w:eastAsia="宋体" w:hAnsi="Consolas" w:cs="Consolas"/>
+              </w:rPr>
+              <w:t xml:space="preserve">https://域名</w:t>
+            </w:r>
+            <w:r>
+              <w:rPr>
+                <w:rFonts w:ascii="宋体" w:eastAsia="宋体" w:hAnsi="宋体" w:cs="宋体"/>
+              </w:rPr>
+              <w:t xml:space="preserve"> 后 </w:t>
+            </w:r>
+            <w:r>
+              <w:rPr>
+                <w:rFonts w:ascii="Consolas" w:eastAsia="宋体" w:hAnsi="Consolas" w:cs="Consolas"/>
+              </w:rPr>
+              <w:t xml:space="preserve">up -d</w:t>
             </w:r>
           </w:p>
         </w:tc>
@@ -3994,29 +6015,77 @@
               <w:rPr>
                 <w:rFonts w:ascii="宋体" w:eastAsia="宋体" w:hAnsi="宋体" w:cs="宋体"/>
               </w:rPr>
-              <w:t xml:space="preserve">助手报 MODEL_AUTH_FAILED / RATE_LIMITED / TIMEOUT</w:t>
-            </w:r>
-          </w:p>
-        </w:tc>
-        <w:tc>
-          <w:tcPr>
-            <w:tcW w:type="dxa" w:w="4513"/>
-            <w:tcBorders>
-              <w:top w:val="single" w:color="000000" w:sz="4"/>
-              <w:left w:val="single" w:color="000000" w:sz="4"/>
-              <w:bottom w:val="single" w:color="000000" w:sz="4"/>
-              <w:right w:val="single" w:color="000000" w:sz="4"/>
-            </w:tcBorders>
-          </w:tcPr>
-          <w:p>
-            <w:pPr>
-              <w:spacing w:before="40" w:after="40"/>
-            </w:pPr>
-            <w:r>
-              <w:rPr>
-                <w:rFonts w:ascii="宋体" w:eastAsia="宋体" w:hAnsi="宋体" w:cs="宋体"/>
-              </w:rPr>
-              <w:t xml:space="preserve">模型服务密钥、限额或网络；agent 日志有细节</w:t>
+              <w:t xml:space="preserve">所有人登录都返回 429</w:t>
+            </w:r>
+          </w:p>
+        </w:tc>
+        <w:tc>
+          <w:tcPr>
+            <w:tcW w:type="dxa" w:w="4513"/>
+            <w:tcBorders>
+              <w:top w:val="single" w:color="000000" w:sz="4"/>
+              <w:left w:val="single" w:color="000000" w:sz="4"/>
+              <w:bottom w:val="single" w:color="000000" w:sz="4"/>
+              <w:right w:val="single" w:color="000000" w:sz="4"/>
+            </w:tcBorders>
+          </w:tcPr>
+          <w:p>
+            <w:pPr>
+              <w:spacing w:before="40" w:after="40"/>
+            </w:pPr>
+            <w:r>
+              <w:rPr>
+                <w:rFonts w:ascii="宋体" w:eastAsia="宋体" w:hAnsi="宋体" w:cs="宋体"/>
+              </w:rPr>
+              <w:t xml:space="preserve">宿主反代未传 </w:t>
+            </w:r>
+            <w:r>
+              <w:rPr>
+                <w:rFonts w:ascii="Consolas" w:eastAsia="宋体" w:hAnsi="Consolas" w:cs="Consolas"/>
+              </w:rPr>
+              <w:t xml:space="preserve">X-Forwarded-For</w:t>
+            </w:r>
+            <w:r>
+              <w:rPr>
+                <w:rFonts w:ascii="宋体" w:eastAsia="宋体" w:hAnsi="宋体" w:cs="宋体"/>
+              </w:rPr>
+              <w:t xml:space="preserve">，或反代与 web 之间的地址不在 </w:t>
+            </w:r>
+            <w:r>
+              <w:rPr>
+                <w:rFonts w:ascii="Consolas" w:eastAsia="宋体" w:hAnsi="Consolas" w:cs="Consolas"/>
+              </w:rPr>
+              <w:t xml:space="preserve">set_real_ip_from</w:t>
+            </w:r>
+            <w:r>
+              <w:rPr>
+                <w:rFonts w:ascii="宋体" w:eastAsia="宋体" w:hAnsi="宋体" w:cs="宋体"/>
+              </w:rPr>
+              <w:t xml:space="preserve"> 范围，所有请求共用一个限流桶；web 日志 </w:t>
+            </w:r>
+            <w:r>
+              <w:rPr>
+                <w:rFonts w:ascii="Consolas" w:eastAsia="宋体" w:hAnsi="Consolas" w:cs="Consolas"/>
+              </w:rPr>
+              <w:t xml:space="preserve">limiting requests</w:t>
+            </w:r>
+            <w:r>
+              <w:rPr>
+                <w:rFonts w:ascii="宋体" w:eastAsia="宋体" w:hAnsi="宋体" w:cs="宋体"/>
+              </w:rPr>
+              <w:t xml:space="preserve"> 行的 </w:t>
+            </w:r>
+            <w:r>
+              <w:rPr>
+                <w:rFonts w:ascii="Consolas" w:eastAsia="宋体" w:hAnsi="Consolas" w:cs="Consolas"/>
+              </w:rPr>
+              <w:t xml:space="preserve">client</w:t>
+            </w:r>
+            <w:r>
+              <w:rPr>
+                <w:rFonts w:ascii="宋体" w:eastAsia="宋体" w:hAnsi="宋体" w:cs="宋体"/>
+              </w:rPr>
+              <w:t xml:space="preserve"> 应为用户真实 IP</w:t>
             </w:r>
           </w:p>
         </w:tc>
@@ -4043,41 +6112,53 @@
               <w:rPr>
                 <w:rFonts w:ascii="宋体" w:eastAsia="宋体" w:hAnsi="宋体" w:cs="宋体"/>
               </w:rPr>
-              <w:t xml:space="preserve">知识库检索提示向量未就绪</w:t>
-            </w:r>
-          </w:p>
-        </w:tc>
-        <w:tc>
-          <w:tcPr>
-            <w:tcW w:type="dxa" w:w="4513"/>
-            <w:tcBorders>
-              <w:top w:val="single" w:color="000000" w:sz="4"/>
-              <w:left w:val="single" w:color="000000" w:sz="4"/>
-              <w:bottom w:val="single" w:color="000000" w:sz="4"/>
-              <w:right w:val="single" w:color="000000" w:sz="4"/>
-            </w:tcBorders>
-          </w:tcPr>
-          <w:p>
-            <w:pPr>
-              <w:spacing w:before="40" w:after="40"/>
-            </w:pPr>
-            <w:r>
-              <w:rPr>
-                <w:rFonts w:ascii="宋体" w:eastAsia="宋体" w:hAnsi="宋体" w:cs="宋体"/>
-              </w:rPr>
-              <w:t xml:space="preserve">worker 尚未下载完模型或 </w:t>
-            </w:r>
-            <w:r>
-              <w:rPr>
-                <w:rFonts w:ascii="Consolas" w:eastAsia="宋体" w:hAnsi="Consolas" w:cs="Consolas"/>
-              </w:rPr>
-              <w:t xml:space="preserve">models</w:t>
-            </w:r>
-            <w:r>
-              <w:rPr>
-                <w:rFonts w:ascii="宋体" w:eastAsia="宋体" w:hAnsi="宋体" w:cs="宋体"/>
-              </w:rPr>
-              <w:t xml:space="preserve"> 卷不可写；看 worker 日志</w:t>
+              <w:t xml:space="preserve">导入内置语料脚本 403</w:t>
+            </w:r>
+          </w:p>
+        </w:tc>
+        <w:tc>
+          <w:tcPr>
+            <w:tcW w:type="dxa" w:w="4513"/>
+            <w:tcBorders>
+              <w:top w:val="single" w:color="000000" w:sz="4"/>
+              <w:left w:val="single" w:color="000000" w:sz="4"/>
+              <w:bottom w:val="single" w:color="000000" w:sz="4"/>
+              <w:right w:val="single" w:color="000000" w:sz="4"/>
+            </w:tcBorders>
+          </w:tcPr>
+          <w:p>
+            <w:pPr>
+              <w:spacing w:before="40" w:after="40"/>
+            </w:pPr>
+            <w:r>
+              <w:rPr>
+                <w:rFonts w:ascii="Consolas" w:eastAsia="宋体" w:hAnsi="Consolas" w:cs="Consolas"/>
+              </w:rPr>
+              <w:t xml:space="preserve">--base</w:t>
+            </w:r>
+            <w:r>
+              <w:rPr>
+                <w:rFonts w:ascii="宋体" w:eastAsia="宋体" w:hAnsi="宋体" w:cs="宋体"/>
+              </w:rPr>
+              <w:t xml:space="preserve"> 与 </w:t>
+            </w:r>
+            <w:r>
+              <w:rPr>
+                <w:rFonts w:ascii="Consolas" w:eastAsia="宋体" w:hAnsi="Consolas" w:cs="Consolas"/>
+              </w:rPr>
+              <w:t xml:space="preserve">PUBLIC_ORIGIN</w:t>
+            </w:r>
+            <w:r>
+              <w:rPr>
+                <w:rFonts w:ascii="宋体" w:eastAsia="宋体" w:hAnsi="宋体" w:cs="宋体"/>
+              </w:rPr>
+              <w:t xml:space="preserve"> 不一致；生产环境用 </w:t>
+            </w:r>
+            <w:r>
+              <w:rPr>
+                <w:rFonts w:ascii="Consolas" w:eastAsia="宋体" w:hAnsi="Consolas" w:cs="Consolas"/>
+              </w:rPr>
+              <w:t xml:space="preserve">--base https://域名</w:t>
             </w:r>
           </w:p>
         </w:tc>
@@ -4104,29 +6185,41 @@
               <w:rPr>
                 <w:rFonts w:ascii="宋体" w:eastAsia="宋体" w:hAnsi="宋体" w:cs="宋体"/>
               </w:rPr>
-              <w:t xml:space="preserve">网页导入返回 403 / 失败</w:t>
-            </w:r>
-          </w:p>
-        </w:tc>
-        <w:tc>
-          <w:tcPr>
-            <w:tcW w:type="dxa" w:w="4513"/>
-            <w:tcBorders>
-              <w:top w:val="single" w:color="000000" w:sz="4"/>
-              <w:left w:val="single" w:color="000000" w:sz="4"/>
-              <w:bottom w:val="single" w:color="000000" w:sz="4"/>
-              <w:right w:val="single" w:color="000000" w:sz="4"/>
-            </w:tcBorders>
-          </w:tcPr>
-          <w:p>
-            <w:pPr>
-              <w:spacing w:before="40" w:after="40"/>
-            </w:pPr>
-            <w:r>
-              <w:rPr>
-                <w:rFonts w:ascii="宋体" w:eastAsia="宋体" w:hAnsi="宋体" w:cs="宋体"/>
-              </w:rPr>
-              <w:t xml:space="preserve">目标站点拒绝容器访问（如维基百科）；改用文件导入</w:t>
+              <w:t xml:space="preserve">助手提示"尚未配置模型"</w:t>
+            </w:r>
+          </w:p>
+        </w:tc>
+        <w:tc>
+          <w:tcPr>
+            <w:tcW w:type="dxa" w:w="4513"/>
+            <w:tcBorders>
+              <w:top w:val="single" w:color="000000" w:sz="4"/>
+              <w:left w:val="single" w:color="000000" w:sz="4"/>
+              <w:bottom w:val="single" w:color="000000" w:sz="4"/>
+              <w:right w:val="single" w:color="000000" w:sz="4"/>
+            </w:tcBorders>
+          </w:tcPr>
+          <w:p>
+            <w:pPr>
+              <w:spacing w:before="40" w:after="40"/>
+            </w:pPr>
+            <w:r>
+              <w:rPr>
+                <w:rFonts w:ascii="Consolas" w:eastAsia="宋体" w:hAnsi="Consolas" w:cs="Consolas"/>
+              </w:rPr>
+              <w:t xml:space="preserve">.env</w:t>
+            </w:r>
+            <w:r>
+              <w:rPr>
+                <w:rFonts w:ascii="宋体" w:eastAsia="宋体" w:hAnsi="宋体" w:cs="宋体"/>
+              </w:rPr>
+              <w:t xml:space="preserve"> 缺 MODEL_*；修改后 </w:t>
+            </w:r>
+            <w:r>
+              <w:rPr>
+                <w:rFonts w:ascii="Consolas" w:eastAsia="宋体" w:hAnsi="Consolas" w:cs="Consolas"/>
+              </w:rPr>
+              <w:t xml:space="preserve">up -d agent worker</w:t>
             </w:r>
           </w:p>
         </w:tc>
@@ -4153,35 +6246,29 @@
               <w:rPr>
                 <w:rFonts w:ascii="宋体" w:eastAsia="宋体" w:hAnsi="宋体" w:cs="宋体"/>
               </w:rPr>
-              <w:t xml:space="preserve">导入很慢</w:t>
-            </w:r>
-          </w:p>
-        </w:tc>
-        <w:tc>
-          <w:tcPr>
-            <w:tcW w:type="dxa" w:w="4513"/>
-            <w:tcBorders>
-              <w:top w:val="single" w:color="000000" w:sz="4"/>
-              <w:left w:val="single" w:color="000000" w:sz="4"/>
-              <w:bottom w:val="single" w:color="000000" w:sz="4"/>
-              <w:right w:val="single" w:color="000000" w:sz="4"/>
-            </w:tcBorders>
-          </w:tcPr>
-          <w:p>
-            <w:pPr>
-              <w:spacing w:before="40" w:after="40"/>
-            </w:pPr>
-            <w:r>
-              <w:rPr>
-                <w:rFonts w:ascii="宋体" w:eastAsia="宋体" w:hAnsi="宋体" w:cs="宋体"/>
-              </w:rPr>
-              <w:t xml:space="preserve">Stanza 英文解析与中文依存为 CPU 密集；大语料用管理员脚本后台导入；小于 5 MB 的导入与短任务由 worker-light 处理，不排在大导入后面；需要更多导入并发时 </w:t>
-            </w:r>
-            <w:r>
-              <w:rPr>
-                <w:rFonts w:ascii="Consolas" w:eastAsia="宋体" w:hAnsi="Consolas" w:cs="Consolas"/>
-              </w:rPr>
-              <w:t xml:space="preserve">--scale worker=2</w:t>
+              <w:t xml:space="preserve">助手报 MODEL_AUTH_FAILED / RATE_LIMITED / TIMEOUT</w:t>
+            </w:r>
+          </w:p>
+        </w:tc>
+        <w:tc>
+          <w:tcPr>
+            <w:tcW w:type="dxa" w:w="4513"/>
+            <w:tcBorders>
+              <w:top w:val="single" w:color="000000" w:sz="4"/>
+              <w:left w:val="single" w:color="000000" w:sz="4"/>
+              <w:bottom w:val="single" w:color="000000" w:sz="4"/>
+              <w:right w:val="single" w:color="000000" w:sz="4"/>
+            </w:tcBorders>
+          </w:tcPr>
+          <w:p>
+            <w:pPr>
+              <w:spacing w:before="40" w:after="40"/>
+            </w:pPr>
+            <w:r>
+              <w:rPr>
+                <w:rFonts w:ascii="宋体" w:eastAsia="宋体" w:hAnsi="宋体" w:cs="宋体"/>
+              </w:rPr>
+              <w:t xml:space="preserve">模型服务密钥、限额或网络；agent 日志有细节</w:t>
             </w:r>
           </w:p>
         </w:tc>
@@ -4208,29 +6295,41 @@
               <w:rPr>
                 <w:rFonts w:ascii="宋体" w:eastAsia="宋体" w:hAnsi="宋体" w:cs="宋体"/>
               </w:rPr>
-              <w:t xml:space="preserve">内置语料追加导入期间</w:t>
-            </w:r>
-          </w:p>
-        </w:tc>
-        <w:tc>
-          <w:tcPr>
-            <w:tcW w:type="dxa" w:w="4513"/>
-            <w:tcBorders>
-              <w:top w:val="single" w:color="000000" w:sz="4"/>
-              <w:left w:val="single" w:color="000000" w:sz="4"/>
-              <w:bottom w:val="single" w:color="000000" w:sz="4"/>
-              <w:right w:val="single" w:color="000000" w:sz="4"/>
-            </w:tcBorders>
-          </w:tcPr>
-          <w:p>
-            <w:pPr>
-              <w:spacing w:before="40" w:after="40"/>
-            </w:pPr>
-            <w:r>
-              <w:rPr>
-                <w:rFonts w:ascii="宋体" w:eastAsia="宋体" w:hAnsi="宋体" w:cs="宋体"/>
-              </w:rPr>
-              <w:t xml:space="preserve">语料保持可检索并显示"更新中"，旧索引继续服务，新索引建好后替换</w:t>
+              <w:t xml:space="preserve">知识库检索提示向量未就绪</w:t>
+            </w:r>
+          </w:p>
+        </w:tc>
+        <w:tc>
+          <w:tcPr>
+            <w:tcW w:type="dxa" w:w="4513"/>
+            <w:tcBorders>
+              <w:top w:val="single" w:color="000000" w:sz="4"/>
+              <w:left w:val="single" w:color="000000" w:sz="4"/>
+              <w:bottom w:val="single" w:color="000000" w:sz="4"/>
+              <w:right w:val="single" w:color="000000" w:sz="4"/>
+            </w:tcBorders>
+          </w:tcPr>
+          <w:p>
+            <w:pPr>
+              <w:spacing w:before="40" w:after="40"/>
+            </w:pPr>
+            <w:r>
+              <w:rPr>
+                <w:rFonts w:ascii="宋体" w:eastAsia="宋体" w:hAnsi="宋体" w:cs="宋体"/>
+              </w:rPr>
+              <w:t xml:space="preserve">worker 尚未下载完模型或 </w:t>
+            </w:r>
+            <w:r>
+              <w:rPr>
+                <w:rFonts w:ascii="Consolas" w:eastAsia="宋体" w:hAnsi="Consolas" w:cs="Consolas"/>
+              </w:rPr>
+              <w:t xml:space="preserve">models</w:t>
+            </w:r>
+            <w:r>
+              <w:rPr>
+                <w:rFonts w:ascii="宋体" w:eastAsia="宋体" w:hAnsi="宋体" w:cs="宋体"/>
+              </w:rPr>
+              <w:t xml:space="preserve"> 卷不可写；看 worker 日志</w:t>
             </w:r>
           </w:p>
         </w:tc>
@@ -4257,41 +6356,29 @@
               <w:rPr>
                 <w:rFonts w:ascii="宋体" w:eastAsia="宋体" w:hAnsi="宋体" w:cs="宋体"/>
               </w:rPr>
-              <w:t xml:space="preserve">升级后 worker 报错</w:t>
-            </w:r>
-          </w:p>
-        </w:tc>
-        <w:tc>
-          <w:tcPr>
-            <w:tcW w:type="dxa" w:w="4513"/>
-            <w:tcBorders>
-              <w:top w:val="single" w:color="000000" w:sz="4"/>
-              <w:left w:val="single" w:color="000000" w:sz="4"/>
-              <w:bottom w:val="single" w:color="000000" w:sz="4"/>
-              <w:right w:val="single" w:color="000000" w:sz="4"/>
-            </w:tcBorders>
-          </w:tcPr>
-          <w:p>
-            <w:pPr>
-              <w:spacing w:before="40" w:after="40"/>
-            </w:pPr>
-            <w:r>
-              <w:rPr>
-                <w:rFonts w:ascii="宋体" w:eastAsia="宋体" w:hAnsi="宋体" w:cs="宋体"/>
-              </w:rPr>
-              <w:t xml:space="preserve">新镜像需要最新迁移，先 </w:t>
-            </w:r>
-            <w:r>
-              <w:rPr>
-                <w:rFonts w:ascii="Consolas" w:eastAsia="宋体" w:hAnsi="Consolas" w:cs="Consolas"/>
-              </w:rPr>
-              <w:t xml:space="preserve">up -d api</w:t>
-            </w:r>
-            <w:r>
-              <w:rPr>
-                <w:rFonts w:ascii="宋体" w:eastAsia="宋体" w:hAnsi="宋体" w:cs="宋体"/>
-              </w:rPr>
-              <w:t xml:space="preserve"> 再启动 worker</w:t>
+              <w:t xml:space="preserve">网页导入返回 403 / 失败</w:t>
+            </w:r>
+          </w:p>
+        </w:tc>
+        <w:tc>
+          <w:tcPr>
+            <w:tcW w:type="dxa" w:w="4513"/>
+            <w:tcBorders>
+              <w:top w:val="single" w:color="000000" w:sz="4"/>
+              <w:left w:val="single" w:color="000000" w:sz="4"/>
+              <w:bottom w:val="single" w:color="000000" w:sz="4"/>
+              <w:right w:val="single" w:color="000000" w:sz="4"/>
+            </w:tcBorders>
+          </w:tcPr>
+          <w:p>
+            <w:pPr>
+              <w:spacing w:before="40" w:after="40"/>
+            </w:pPr>
+            <w:r>
+              <w:rPr>
+                <w:rFonts w:ascii="宋体" w:eastAsia="宋体" w:hAnsi="宋体" w:cs="宋体"/>
+              </w:rPr>
+              <w:t xml:space="preserve">目标站点拒绝容器访问（如维基百科）；改用文件导入</w:t>
             </w:r>
           </w:p>
         </w:tc>
@@ -4318,6 +6405,171 @@
               <w:rPr>
                 <w:rFonts w:ascii="宋体" w:eastAsia="宋体" w:hAnsi="宋体" w:cs="宋体"/>
               </w:rPr>
+              <w:t xml:space="preserve">导入很慢</w:t>
+            </w:r>
+          </w:p>
+        </w:tc>
+        <w:tc>
+          <w:tcPr>
+            <w:tcW w:type="dxa" w:w="4513"/>
+            <w:tcBorders>
+              <w:top w:val="single" w:color="000000" w:sz="4"/>
+              <w:left w:val="single" w:color="000000" w:sz="4"/>
+              <w:bottom w:val="single" w:color="000000" w:sz="4"/>
+              <w:right w:val="single" w:color="000000" w:sz="4"/>
+            </w:tcBorders>
+          </w:tcPr>
+          <w:p>
+            <w:pPr>
+              <w:spacing w:before="40" w:after="40"/>
+            </w:pPr>
+            <w:r>
+              <w:rPr>
+                <w:rFonts w:ascii="宋体" w:eastAsia="宋体" w:hAnsi="宋体" w:cs="宋体"/>
+              </w:rPr>
+              <w:t xml:space="preserve">Stanza 英文解析与中文依存为 CPU 密集；大语料用管理员脚本后台导入；小于 5 MB 的导入与短任务由 worker-light 处理，不排在大导入后面；需要更多导入并发时 </w:t>
+            </w:r>
+            <w:r>
+              <w:rPr>
+                <w:rFonts w:ascii="Consolas" w:eastAsia="宋体" w:hAnsi="Consolas" w:cs="Consolas"/>
+              </w:rPr>
+              <w:t xml:space="preserve">--scale worker=2</w:t>
+            </w:r>
+          </w:p>
+        </w:tc>
+      </w:tr>
+      <w:tr>
+        <w:trPr>
+          <w:tblHeader w:val="false"/>
+        </w:trPr>
+        <w:tc>
+          <w:tcPr>
+            <w:tcW w:type="dxa" w:w="4513"/>
+            <w:tcBorders>
+              <w:top w:val="single" w:color="000000" w:sz="4"/>
+              <w:left w:val="single" w:color="000000" w:sz="4"/>
+              <w:bottom w:val="single" w:color="000000" w:sz="4"/>
+              <w:right w:val="single" w:color="000000" w:sz="4"/>
+            </w:tcBorders>
+          </w:tcPr>
+          <w:p>
+            <w:pPr>
+              <w:spacing w:before="40" w:after="40"/>
+            </w:pPr>
+            <w:r>
+              <w:rPr>
+                <w:rFonts w:ascii="宋体" w:eastAsia="宋体" w:hAnsi="宋体" w:cs="宋体"/>
+              </w:rPr>
+              <w:t xml:space="preserve">内置语料追加导入期间</w:t>
+            </w:r>
+          </w:p>
+        </w:tc>
+        <w:tc>
+          <w:tcPr>
+            <w:tcW w:type="dxa" w:w="4513"/>
+            <w:tcBorders>
+              <w:top w:val="single" w:color="000000" w:sz="4"/>
+              <w:left w:val="single" w:color="000000" w:sz="4"/>
+              <w:bottom w:val="single" w:color="000000" w:sz="4"/>
+              <w:right w:val="single" w:color="000000" w:sz="4"/>
+            </w:tcBorders>
+          </w:tcPr>
+          <w:p>
+            <w:pPr>
+              <w:spacing w:before="40" w:after="40"/>
+            </w:pPr>
+            <w:r>
+              <w:rPr>
+                <w:rFonts w:ascii="宋体" w:eastAsia="宋体" w:hAnsi="宋体" w:cs="宋体"/>
+              </w:rPr>
+              <w:t xml:space="preserve">语料保持可检索并显示"更新中"，旧索引继续服务，新索引建好后替换</w:t>
+            </w:r>
+          </w:p>
+        </w:tc>
+      </w:tr>
+      <w:tr>
+        <w:trPr>
+          <w:tblHeader w:val="false"/>
+        </w:trPr>
+        <w:tc>
+          <w:tcPr>
+            <w:tcW w:type="dxa" w:w="4513"/>
+            <w:tcBorders>
+              <w:top w:val="single" w:color="000000" w:sz="4"/>
+              <w:left w:val="single" w:color="000000" w:sz="4"/>
+              <w:bottom w:val="single" w:color="000000" w:sz="4"/>
+              <w:right w:val="single" w:color="000000" w:sz="4"/>
+            </w:tcBorders>
+          </w:tcPr>
+          <w:p>
+            <w:pPr>
+              <w:spacing w:before="40" w:after="40"/>
+            </w:pPr>
+            <w:r>
+              <w:rPr>
+                <w:rFonts w:ascii="宋体" w:eastAsia="宋体" w:hAnsi="宋体" w:cs="宋体"/>
+              </w:rPr>
+              <w:t xml:space="preserve">升级后 worker 报错</w:t>
+            </w:r>
+          </w:p>
+        </w:tc>
+        <w:tc>
+          <w:tcPr>
+            <w:tcW w:type="dxa" w:w="4513"/>
+            <w:tcBorders>
+              <w:top w:val="single" w:color="000000" w:sz="4"/>
+              <w:left w:val="single" w:color="000000" w:sz="4"/>
+              <w:bottom w:val="single" w:color="000000" w:sz="4"/>
+              <w:right w:val="single" w:color="000000" w:sz="4"/>
+            </w:tcBorders>
+          </w:tcPr>
+          <w:p>
+            <w:pPr>
+              <w:spacing w:before="40" w:after="40"/>
+            </w:pPr>
+            <w:r>
+              <w:rPr>
+                <w:rFonts w:ascii="宋体" w:eastAsia="宋体" w:hAnsi="宋体" w:cs="宋体"/>
+              </w:rPr>
+              <w:t xml:space="preserve">新镜像需要最新迁移，先 </w:t>
+            </w:r>
+            <w:r>
+              <w:rPr>
+                <w:rFonts w:ascii="Consolas" w:eastAsia="宋体" w:hAnsi="Consolas" w:cs="Consolas"/>
+              </w:rPr>
+              <w:t xml:space="preserve">up -d api</w:t>
+            </w:r>
+            <w:r>
+              <w:rPr>
+                <w:rFonts w:ascii="宋体" w:eastAsia="宋体" w:hAnsi="宋体" w:cs="宋体"/>
+              </w:rPr>
+              <w:t xml:space="preserve"> 再启动 worker</w:t>
+            </w:r>
+          </w:p>
+        </w:tc>
+      </w:tr>
+      <w:tr>
+        <w:trPr>
+          <w:tblHeader w:val="false"/>
+        </w:trPr>
+        <w:tc>
+          <w:tcPr>
+            <w:tcW w:type="dxa" w:w="4513"/>
+            <w:tcBorders>
+              <w:top w:val="single" w:color="000000" w:sz="4"/>
+              <w:left w:val="single" w:color="000000" w:sz="4"/>
+              <w:bottom w:val="single" w:color="000000" w:sz="4"/>
+              <w:right w:val="single" w:color="000000" w:sz="4"/>
+            </w:tcBorders>
+          </w:tcPr>
+          <w:p>
+            <w:pPr>
+              <w:spacing w:before="40" w:after="40"/>
+            </w:pPr>
+            <w:r>
+              <w:rPr>
+                <w:rFonts w:ascii="宋体" w:eastAsia="宋体" w:hAnsi="宋体" w:cs="宋体"/>
+              </w:rPr>
               <w:t xml:space="preserve">api 刚启动时 503</w:t>
             </w:r>
           </w:p>
@@ -4341,6 +6593,537 @@
                 <w:rFonts w:ascii="宋体" w:eastAsia="宋体" w:hAnsi="宋体" w:cs="宋体"/>
               </w:rPr>
               <w:t xml:space="preserve">迁移执行中或数据库未就绪，等待健康检查</w:t>
+            </w:r>
+          </w:p>
+        </w:tc>
+      </w:tr>
+    </w:tbl>
+    <w:p>
+      <w:pPr>
+        <w:spacing w:before="0" w:after="0"/>
+      </w:pPr>
+    </w:p>
+    <w:p>
+      <w:pPr>
+        <w:pStyle w:val="Heading1"/>
+      </w:pPr>
+      <w:r>
+        <w:rPr>
+          <w:rFonts w:ascii="宋体" w:eastAsia="宋体" w:hAnsi="宋体" w:cs="宋体"/>
+        </w:rPr>
+        <w:t xml:space="preserve">十 上线检查清单</w:t>
+      </w:r>
+    </w:p>
+    <w:tbl>
+      <w:tblPr>
+        <w:tblW w:type="dxa" w:w="9026"/>
+        <w:tblBorders>
+          <w:top w:val="single" w:color="auto" w:sz="4"/>
+          <w:left w:val="single" w:color="auto" w:sz="4"/>
+          <w:bottom w:val="single" w:color="auto" w:sz="4"/>
+          <w:right w:val="single" w:color="auto" w:sz="4"/>
+          <w:insideH w:val="single" w:color="auto" w:sz="4"/>
+          <w:insideV w:val="single" w:color="auto" w:sz="4"/>
+        </w:tblBorders>
+      </w:tblPr>
+      <w:tblGrid>
+        <w:gridCol w:w="4513"/>
+        <w:gridCol w:w="4513"/>
+      </w:tblGrid>
+      <w:tr>
+        <w:trPr>
+          <w:tblHeader/>
+        </w:trPr>
+        <w:tc>
+          <w:tcPr>
+            <w:tcW w:type="dxa" w:w="4513"/>
+            <w:tcBorders>
+              <w:top w:val="single" w:color="000000" w:sz="4"/>
+              <w:left w:val="single" w:color="000000" w:sz="4"/>
+              <w:bottom w:val="single" w:color="000000" w:sz="4"/>
+              <w:right w:val="single" w:color="000000" w:sz="4"/>
+            </w:tcBorders>
+          </w:tcPr>
+          <w:p>
+            <w:pPr>
+              <w:spacing w:before="40" w:after="40"/>
+            </w:pPr>
+            <w:r>
+              <w:rPr>
+                <w:rFonts w:ascii="宋体" w:eastAsia="宋体" w:hAnsi="宋体" w:cs="宋体"/>
+                <w:b/>
+                <w:bCs/>
+              </w:rPr>
+              <w:t xml:space="preserve">项目</w:t>
+            </w:r>
+          </w:p>
+        </w:tc>
+        <w:tc>
+          <w:tcPr>
+            <w:tcW w:type="dxa" w:w="4513"/>
+            <w:tcBorders>
+              <w:top w:val="single" w:color="000000" w:sz="4"/>
+              <w:left w:val="single" w:color="000000" w:sz="4"/>
+              <w:bottom w:val="single" w:color="000000" w:sz="4"/>
+              <w:right w:val="single" w:color="000000" w:sz="4"/>
+            </w:tcBorders>
+          </w:tcPr>
+          <w:p>
+            <w:pPr>
+              <w:spacing w:before="40" w:after="40"/>
+            </w:pPr>
+            <w:r>
+              <w:rPr>
+                <w:rFonts w:ascii="宋体" w:eastAsia="宋体" w:hAnsi="宋体" w:cs="宋体"/>
+                <w:b/>
+                <w:bCs/>
+              </w:rPr>
+              <w:t xml:space="preserve">检查</w:t>
+            </w:r>
+          </w:p>
+        </w:tc>
+      </w:tr>
+      <w:tr>
+        <w:trPr>
+          <w:tblHeader w:val="false"/>
+        </w:trPr>
+        <w:tc>
+          <w:tcPr>
+            <w:tcW w:type="dxa" w:w="4513"/>
+            <w:tcBorders>
+              <w:top w:val="single" w:color="000000" w:sz="4"/>
+              <w:left w:val="single" w:color="000000" w:sz="4"/>
+              <w:bottom w:val="single" w:color="000000" w:sz="4"/>
+              <w:right w:val="single" w:color="000000" w:sz="4"/>
+            </w:tcBorders>
+          </w:tcPr>
+          <w:p>
+            <w:pPr>
+              <w:spacing w:before="40" w:after="40"/>
+            </w:pPr>
+            <w:r>
+              <w:rPr>
+                <w:rFonts w:ascii="Consolas" w:eastAsia="宋体" w:hAnsi="Consolas" w:cs="Consolas"/>
+              </w:rPr>
+              <w:t xml:space="preserve">.env</w:t>
+            </w:r>
+          </w:p>
+        </w:tc>
+        <w:tc>
+          <w:tcPr>
+            <w:tcW w:type="dxa" w:w="4513"/>
+            <w:tcBorders>
+              <w:top w:val="single" w:color="000000" w:sz="4"/>
+              <w:left w:val="single" w:color="000000" w:sz="4"/>
+              <w:bottom w:val="single" w:color="000000" w:sz="4"/>
+              <w:right w:val="single" w:color="000000" w:sz="4"/>
+            </w:tcBorders>
+          </w:tcPr>
+          <w:p>
+            <w:pPr>
+              <w:spacing w:before="40" w:after="40"/>
+            </w:pPr>
+            <w:r>
+              <w:rPr>
+                <w:rFonts w:ascii="Consolas" w:eastAsia="宋体" w:hAnsi="Consolas" w:cs="Consolas"/>
+              </w:rPr>
+              <w:t xml:space="preserve">POSTGRES_PASSWORD</w:t>
+            </w:r>
+            <w:r>
+              <w:rPr>
+                <w:rFonts w:ascii="宋体" w:eastAsia="宋体" w:hAnsi="宋体" w:cs="宋体"/>
+              </w:rPr>
+              <w:t xml:space="preserve"> 为强密码；</w:t>
+            </w:r>
+            <w:r>
+              <w:rPr>
+                <w:rFonts w:ascii="Consolas" w:eastAsia="宋体" w:hAnsi="Consolas" w:cs="Consolas"/>
+              </w:rPr>
+              <w:t xml:space="preserve">MODEL_*</w:t>
+            </w:r>
+            <w:r>
+              <w:rPr>
+                <w:rFonts w:ascii="宋体" w:eastAsia="宋体" w:hAnsi="宋体" w:cs="宋体"/>
+              </w:rPr>
+              <w:t xml:space="preserve"> 已填；文件不入库</w:t>
+            </w:r>
+          </w:p>
+        </w:tc>
+      </w:tr>
+      <w:tr>
+        <w:trPr>
+          <w:tblHeader w:val="false"/>
+        </w:trPr>
+        <w:tc>
+          <w:tcPr>
+            <w:tcW w:type="dxa" w:w="4513"/>
+            <w:tcBorders>
+              <w:top w:val="single" w:color="000000" w:sz="4"/>
+              <w:left w:val="single" w:color="000000" w:sz="4"/>
+              <w:bottom w:val="single" w:color="000000" w:sz="4"/>
+              <w:right w:val="single" w:color="000000" w:sz="4"/>
+            </w:tcBorders>
+          </w:tcPr>
+          <w:p>
+            <w:pPr>
+              <w:spacing w:before="40" w:after="40"/>
+            </w:pPr>
+            <w:r>
+              <w:rPr>
+                <w:rFonts w:ascii="宋体" w:eastAsia="宋体" w:hAnsi="宋体" w:cs="宋体"/>
+              </w:rPr>
+              <w:t xml:space="preserve">HTTPS</w:t>
+            </w:r>
+          </w:p>
+        </w:tc>
+        <w:tc>
+          <w:tcPr>
+            <w:tcW w:type="dxa" w:w="4513"/>
+            <w:tcBorders>
+              <w:top w:val="single" w:color="000000" w:sz="4"/>
+              <w:left w:val="single" w:color="000000" w:sz="4"/>
+              <w:bottom w:val="single" w:color="000000" w:sz="4"/>
+              <w:right w:val="single" w:color="000000" w:sz="4"/>
+            </w:tcBorders>
+          </w:tcPr>
+          <w:p>
+            <w:pPr>
+              <w:spacing w:before="40" w:after="40"/>
+            </w:pPr>
+            <w:r>
+              <w:rPr>
+                <w:rFonts w:ascii="宋体" w:eastAsia="宋体" w:hAnsi="宋体" w:cs="宋体"/>
+              </w:rPr>
+              <w:t xml:space="preserve">宿主反代已配证书，http 跳转 https；防火墙只开 80、443</w:t>
+            </w:r>
+          </w:p>
+        </w:tc>
+      </w:tr>
+      <w:tr>
+        <w:trPr>
+          <w:tblHeader w:val="false"/>
+        </w:trPr>
+        <w:tc>
+          <w:tcPr>
+            <w:tcW w:type="dxa" w:w="4513"/>
+            <w:tcBorders>
+              <w:top w:val="single" w:color="000000" w:sz="4"/>
+              <w:left w:val="single" w:color="000000" w:sz="4"/>
+              <w:bottom w:val="single" w:color="000000" w:sz="4"/>
+              <w:right w:val="single" w:color="000000" w:sz="4"/>
+            </w:tcBorders>
+          </w:tcPr>
+          <w:p>
+            <w:pPr>
+              <w:spacing w:before="40" w:after="40"/>
+            </w:pPr>
+            <w:r>
+              <w:rPr>
+                <w:rFonts w:ascii="宋体" w:eastAsia="宋体" w:hAnsi="宋体" w:cs="宋体"/>
+              </w:rPr>
+              <w:t xml:space="preserve">PUBLIC_ORIGIN</w:t>
+            </w:r>
+          </w:p>
+        </w:tc>
+        <w:tc>
+          <w:tcPr>
+            <w:tcW w:type="dxa" w:w="4513"/>
+            <w:tcBorders>
+              <w:top w:val="single" w:color="000000" w:sz="4"/>
+              <w:left w:val="single" w:color="000000" w:sz="4"/>
+              <w:bottom w:val="single" w:color="000000" w:sz="4"/>
+              <w:right w:val="single" w:color="000000" w:sz="4"/>
+            </w:tcBorders>
+          </w:tcPr>
+          <w:p>
+            <w:pPr>
+              <w:spacing w:before="40" w:after="40"/>
+            </w:pPr>
+            <w:r>
+              <w:rPr>
+                <w:rFonts w:ascii="宋体" w:eastAsia="宋体" w:hAnsi="宋体" w:cs="宋体"/>
+              </w:rPr>
+              <w:t xml:space="preserve">只含 </w:t>
+            </w:r>
+            <w:r>
+              <w:rPr>
+                <w:rFonts w:ascii="Consolas" w:eastAsia="宋体" w:hAnsi="Consolas" w:cs="Consolas"/>
+              </w:rPr>
+              <w:t xml:space="preserve">https://域名</w:t>
+            </w:r>
+            <w:r>
+              <w:rPr>
+                <w:rFonts w:ascii="宋体" w:eastAsia="宋体" w:hAnsi="宋体" w:cs="宋体"/>
+              </w:rPr>
+              <w:t xml:space="preserve">，没有 http 地址</w:t>
+            </w:r>
+          </w:p>
+        </w:tc>
+      </w:tr>
+      <w:tr>
+        <w:trPr>
+          <w:tblHeader w:val="false"/>
+        </w:trPr>
+        <w:tc>
+          <w:tcPr>
+            <w:tcW w:type="dxa" w:w="4513"/>
+            <w:tcBorders>
+              <w:top w:val="single" w:color="000000" w:sz="4"/>
+              <w:left w:val="single" w:color="000000" w:sz="4"/>
+              <w:bottom w:val="single" w:color="000000" w:sz="4"/>
+              <w:right w:val="single" w:color="000000" w:sz="4"/>
+            </w:tcBorders>
+          </w:tcPr>
+          <w:p>
+            <w:pPr>
+              <w:spacing w:before="40" w:after="40"/>
+            </w:pPr>
+            <w:r>
+              <w:rPr>
+                <w:rFonts w:ascii="宋体" w:eastAsia="宋体" w:hAnsi="宋体" w:cs="宋体"/>
+              </w:rPr>
+              <w:t xml:space="preserve">管理员账号</w:t>
+            </w:r>
+          </w:p>
+        </w:tc>
+        <w:tc>
+          <w:tcPr>
+            <w:tcW w:type="dxa" w:w="4513"/>
+            <w:tcBorders>
+              <w:top w:val="single" w:color="000000" w:sz="4"/>
+              <w:left w:val="single" w:color="000000" w:sz="4"/>
+              <w:bottom w:val="single" w:color="000000" w:sz="4"/>
+              <w:right w:val="single" w:color="000000" w:sz="4"/>
+            </w:tcBorders>
+          </w:tcPr>
+          <w:p>
+            <w:pPr>
+              <w:spacing w:before="40" w:after="40"/>
+            </w:pPr>
+            <w:r>
+              <w:rPr>
+                <w:rFonts w:ascii="Consolas" w:eastAsia="宋体" w:hAnsi="Consolas" w:cs="Consolas"/>
+              </w:rPr>
+              <w:t xml:space="preserve">create_account.py --admin</w:t>
+            </w:r>
+            <w:r>
+              <w:rPr>
+                <w:rFonts w:ascii="宋体" w:eastAsia="宋体" w:hAnsi="宋体" w:cs="宋体"/>
+              </w:rPr>
+              <w:t xml:space="preserve"> 已建，密码已妥善保管</w:t>
+            </w:r>
+          </w:p>
+        </w:tc>
+      </w:tr>
+      <w:tr>
+        <w:trPr>
+          <w:tblHeader w:val="false"/>
+        </w:trPr>
+        <w:tc>
+          <w:tcPr>
+            <w:tcW w:type="dxa" w:w="4513"/>
+            <w:tcBorders>
+              <w:top w:val="single" w:color="000000" w:sz="4"/>
+              <w:left w:val="single" w:color="000000" w:sz="4"/>
+              <w:bottom w:val="single" w:color="000000" w:sz="4"/>
+              <w:right w:val="single" w:color="000000" w:sz="4"/>
+            </w:tcBorders>
+          </w:tcPr>
+          <w:p>
+            <w:pPr>
+              <w:spacing w:before="40" w:after="40"/>
+            </w:pPr>
+            <w:r>
+              <w:rPr>
+                <w:rFonts w:ascii="宋体" w:eastAsia="宋体" w:hAnsi="宋体" w:cs="宋体"/>
+              </w:rPr>
+              <w:t xml:space="preserve">模型卷</w:t>
+            </w:r>
+          </w:p>
+        </w:tc>
+        <w:tc>
+          <w:tcPr>
+            <w:tcW w:type="dxa" w:w="4513"/>
+            <w:tcBorders>
+              <w:top w:val="single" w:color="000000" w:sz="4"/>
+              <w:left w:val="single" w:color="000000" w:sz="4"/>
+              <w:bottom w:val="single" w:color="000000" w:sz="4"/>
+              <w:right w:val="single" w:color="000000" w:sz="4"/>
+            </w:tcBorders>
+          </w:tcPr>
+          <w:p>
+            <w:pPr>
+              <w:spacing w:before="40" w:after="40"/>
+            </w:pPr>
+            <w:r>
+              <w:rPr>
+                <w:rFonts w:ascii="宋体" w:eastAsia="宋体" w:hAnsi="宋体" w:cs="宋体"/>
+              </w:rPr>
+              <w:t xml:space="preserve">worker 日志有 </w:t>
+            </w:r>
+            <w:r>
+              <w:rPr>
+                <w:rFonts w:ascii="Consolas" w:eastAsia="宋体" w:hAnsi="Consolas" w:cs="Consolas"/>
+              </w:rPr>
+              <w:t xml:space="preserve">embedding model … ready</w:t>
+            </w:r>
+            <w:r>
+              <w:rPr>
+                <w:rFonts w:ascii="宋体" w:eastAsia="宋体" w:hAnsi="宋体" w:cs="宋体"/>
+              </w:rPr>
+              <w:t xml:space="preserve">；Stanza 英文与中文依存已下载</w:t>
+            </w:r>
+          </w:p>
+        </w:tc>
+      </w:tr>
+      <w:tr>
+        <w:trPr>
+          <w:tblHeader w:val="false"/>
+        </w:trPr>
+        <w:tc>
+          <w:tcPr>
+            <w:tcW w:type="dxa" w:w="4513"/>
+            <w:tcBorders>
+              <w:top w:val="single" w:color="000000" w:sz="4"/>
+              <w:left w:val="single" w:color="000000" w:sz="4"/>
+              <w:bottom w:val="single" w:color="000000" w:sz="4"/>
+              <w:right w:val="single" w:color="000000" w:sz="4"/>
+            </w:tcBorders>
+          </w:tcPr>
+          <w:p>
+            <w:pPr>
+              <w:spacing w:before="40" w:after="40"/>
+            </w:pPr>
+            <w:r>
+              <w:rPr>
+                <w:rFonts w:ascii="宋体" w:eastAsia="宋体" w:hAnsi="宋体" w:cs="宋体"/>
+              </w:rPr>
+              <w:t xml:space="preserve">备份 cron</w:t>
+            </w:r>
+          </w:p>
+        </w:tc>
+        <w:tc>
+          <w:tcPr>
+            <w:tcW w:type="dxa" w:w="4513"/>
+            <w:tcBorders>
+              <w:top w:val="single" w:color="000000" w:sz="4"/>
+              <w:left w:val="single" w:color="000000" w:sz="4"/>
+              <w:bottom w:val="single" w:color="000000" w:sz="4"/>
+              <w:right w:val="single" w:color="000000" w:sz="4"/>
+            </w:tcBorders>
+          </w:tcPr>
+          <w:p>
+            <w:pPr>
+              <w:spacing w:before="40" w:after="40"/>
+            </w:pPr>
+            <w:r>
+              <w:rPr>
+                <w:rFonts w:ascii="宋体" w:eastAsia="宋体" w:hAnsi="宋体" w:cs="宋体"/>
+              </w:rPr>
+              <w:t xml:space="preserve">已配置，手动跑过一次 </w:t>
+            </w:r>
+            <w:r>
+              <w:rPr>
+                <w:rFonts w:ascii="Consolas" w:eastAsia="宋体" w:hAnsi="Consolas" w:cs="Consolas"/>
+              </w:rPr>
+              <w:t xml:space="preserve">scripts/backup.sh</w:t>
+            </w:r>
+            <w:r>
+              <w:rPr>
+                <w:rFonts w:ascii="宋体" w:eastAsia="宋体" w:hAnsi="宋体" w:cs="宋体"/>
+              </w:rPr>
+              <w:t xml:space="preserve"> 且恢复演练通过</w:t>
+            </w:r>
+          </w:p>
+        </w:tc>
+      </w:tr>
+      <w:tr>
+        <w:trPr>
+          <w:tblHeader w:val="false"/>
+        </w:trPr>
+        <w:tc>
+          <w:tcPr>
+            <w:tcW w:type="dxa" w:w="4513"/>
+            <w:tcBorders>
+              <w:top w:val="single" w:color="000000" w:sz="4"/>
+              <w:left w:val="single" w:color="000000" w:sz="4"/>
+              <w:bottom w:val="single" w:color="000000" w:sz="4"/>
+              <w:right w:val="single" w:color="000000" w:sz="4"/>
+            </w:tcBorders>
+          </w:tcPr>
+          <w:p>
+            <w:pPr>
+              <w:spacing w:before="40" w:after="40"/>
+            </w:pPr>
+            <w:r>
+              <w:rPr>
+                <w:rFonts w:ascii="宋体" w:eastAsia="宋体" w:hAnsi="宋体" w:cs="宋体"/>
+              </w:rPr>
+              <w:t xml:space="preserve">健康检查</w:t>
+            </w:r>
+          </w:p>
+        </w:tc>
+        <w:tc>
+          <w:tcPr>
+            <w:tcW w:type="dxa" w:w="4513"/>
+            <w:tcBorders>
+              <w:top w:val="single" w:color="000000" w:sz="4"/>
+              <w:left w:val="single" w:color="000000" w:sz="4"/>
+              <w:bottom w:val="single" w:color="000000" w:sz="4"/>
+              <w:right w:val="single" w:color="000000" w:sz="4"/>
+            </w:tcBorders>
+          </w:tcPr>
+          <w:p>
+            <w:pPr>
+              <w:spacing w:before="40" w:after="40"/>
+            </w:pPr>
+            <w:r>
+              <w:rPr>
+                <w:rFonts w:ascii="Consolas" w:eastAsia="宋体" w:hAnsi="Consolas" w:cs="Consolas"/>
+              </w:rPr>
+              <w:t xml:space="preserve">https://域名/api/health</w:t>
+            </w:r>
+            <w:r>
+              <w:rPr>
+                <w:rFonts w:ascii="宋体" w:eastAsia="宋体" w:hAnsi="宋体" w:cs="宋体"/>
+              </w:rPr>
+              <w:t xml:space="preserve"> 正常；</w:t>
+            </w:r>
+            <w:r>
+              <w:rPr>
+                <w:rFonts w:ascii="Consolas" w:eastAsia="宋体" w:hAnsi="Consolas" w:cs="Consolas"/>
+              </w:rPr>
+              <w:t xml:space="preserve">/agent/health</w:t>
+            </w:r>
+            <w:r>
+              <w:rPr>
+                <w:rFonts w:ascii="宋体" w:eastAsia="宋体" w:hAnsi="宋体" w:cs="宋体"/>
+              </w:rPr>
+              <w:t xml:space="preserve"> 不是 </w:t>
+            </w:r>
+            <w:r>
+              <w:rPr>
+                <w:rFonts w:ascii="Consolas" w:eastAsia="宋体" w:hAnsi="Consolas" w:cs="Consolas"/>
+              </w:rPr>
+              <w:t xml:space="preserve">MODEL_NOT_CONFIGURED</w:t>
+            </w:r>
+            <w:r>
+              <w:rPr>
+                <w:rFonts w:ascii="宋体" w:eastAsia="宋体" w:hAnsi="宋体" w:cs="宋体"/>
+              </w:rPr>
+              <w:t xml:space="preserve">；</w:t>
+            </w:r>
+            <w:r>
+              <w:rPr>
+                <w:rFonts w:ascii="Consolas" w:eastAsia="宋体" w:hAnsi="Consolas" w:cs="Consolas"/>
+              </w:rPr>
+              <w:t xml:space="preserve">/api/docs</w:t>
+            </w:r>
+            <w:r>
+              <w:rPr>
+                <w:rFonts w:ascii="宋体" w:eastAsia="宋体" w:hAnsi="宋体" w:cs="宋体"/>
+              </w:rPr>
+              <w:t xml:space="preserve"> 返回 404</w:t>
             </w:r>
           </w:p>
         </w:tc>
